--- a/relatorio_trabalho1.docx
+++ b/relatorio_trabalho1.docx
@@ -22,14 +22,106 @@
         <w:spacing w:after="80"/>
         <w:jc w:val="center"/>
       </w:pPr>
+      <w:proofErr w:type="spellStart"/>
       <w:r>
         <w:rPr>
           <w:color w:val="555555"/>
           <w:sz w:val="24"/>
           <w:szCs w:val="24"/>
         </w:rPr>
-        <w:t>Stranger Things Season 5 Finale: Sentiment &amp; Fan Theories</w:t>
-      </w:r>
+        <w:t>Stranger</w:t>
+      </w:r>
+      <w:proofErr w:type="spellEnd"/>
+      <w:r>
+        <w:rPr>
+          <w:color w:val="555555"/>
+          <w:sz w:val="24"/>
+          <w:szCs w:val="24"/>
+        </w:rPr>
+        <w:t xml:space="preserve"> </w:t>
+      </w:r>
+      <w:proofErr w:type="spellStart"/>
+      <w:r>
+        <w:rPr>
+          <w:color w:val="555555"/>
+          <w:sz w:val="24"/>
+          <w:szCs w:val="24"/>
+        </w:rPr>
+        <w:t>Things</w:t>
+      </w:r>
+      <w:proofErr w:type="spellEnd"/>
+      <w:r>
+        <w:rPr>
+          <w:color w:val="555555"/>
+          <w:sz w:val="24"/>
+          <w:szCs w:val="24"/>
+        </w:rPr>
+        <w:t xml:space="preserve"> </w:t>
+      </w:r>
+      <w:proofErr w:type="spellStart"/>
+      <w:r>
+        <w:rPr>
+          <w:color w:val="555555"/>
+          <w:sz w:val="24"/>
+          <w:szCs w:val="24"/>
+        </w:rPr>
+        <w:t>Season</w:t>
+      </w:r>
+      <w:proofErr w:type="spellEnd"/>
+      <w:r>
+        <w:rPr>
+          <w:color w:val="555555"/>
+          <w:sz w:val="24"/>
+          <w:szCs w:val="24"/>
+        </w:rPr>
+        <w:t xml:space="preserve"> 5 </w:t>
+      </w:r>
+      <w:proofErr w:type="spellStart"/>
+      <w:r>
+        <w:rPr>
+          <w:color w:val="555555"/>
+          <w:sz w:val="24"/>
+          <w:szCs w:val="24"/>
+        </w:rPr>
+        <w:t>Finale</w:t>
+      </w:r>
+      <w:proofErr w:type="spellEnd"/>
+      <w:r>
+        <w:rPr>
+          <w:color w:val="555555"/>
+          <w:sz w:val="24"/>
+          <w:szCs w:val="24"/>
+        </w:rPr>
+        <w:t xml:space="preserve">: </w:t>
+      </w:r>
+      <w:proofErr w:type="spellStart"/>
+      <w:r>
+        <w:rPr>
+          <w:color w:val="555555"/>
+          <w:sz w:val="24"/>
+          <w:szCs w:val="24"/>
+        </w:rPr>
+        <w:t>Sentiment</w:t>
+      </w:r>
+      <w:proofErr w:type="spellEnd"/>
+      <w:r>
+        <w:rPr>
+          <w:color w:val="555555"/>
+          <w:sz w:val="24"/>
+          <w:szCs w:val="24"/>
+        </w:rPr>
+        <w:t xml:space="preserve"> &amp; Fan </w:t>
+      </w:r>
+      <w:proofErr w:type="spellStart"/>
+      <w:r>
+        <w:rPr>
+          <w:color w:val="555555"/>
+          <w:sz w:val="24"/>
+          <w:szCs w:val="24"/>
+        </w:rPr>
+        <w:t>Theories</w:t>
+      </w:r>
+      <w:proofErr w:type="spellEnd"/>
     </w:p>
     <w:p>
       <w:pPr>
@@ -52,10 +144,16 @@
     <w:p>
       <w:pPr>
         <w:pStyle w:val="Ttulo1"/>
-      </w:pPr>
-      <w:r>
-        <w:t>1. Dataset</w:t>
-      </w:r>
+        <w:jc w:val="both"/>
+      </w:pPr>
+      <w:r>
+        <w:t xml:space="preserve">1. </w:t>
+      </w:r>
+      <w:proofErr w:type="spellStart"/>
+      <w:r>
+        <w:t>Dataset</w:t>
+      </w:r>
+      <w:proofErr w:type="spellEnd"/>
     </w:p>
     <w:p>
       <w:pPr>
@@ -63,7 +161,42 @@
         <w:jc w:val="both"/>
       </w:pPr>
       <w:r>
-        <w:t>O dataset utilizado neste projeto é composto por discussões extraídas da plataforma Reddit relacionadas ao final da série Stranger Things. Os dados estão armazenados em três arquivos JSON (finale_day1.json, finale_day3.json e finale_week1.json), representando coletas realizadas no primeiro dia, no terceiro dia e na primeira semana após o lançamento do episódio final. Cada registro contém informações textuais sobre as discussões, além de resultados de análises automatizadas, como classificação de sentimento, intensidade emocional, identificação de temas e presença de teorias criadas por fãs.</w:t>
+        <w:t xml:space="preserve">O </w:t>
+      </w:r>
+      <w:proofErr w:type="spellStart"/>
+      <w:r>
+        <w:t>dataset</w:t>
+      </w:r>
+      <w:proofErr w:type="spellEnd"/>
+      <w:r>
+        <w:t xml:space="preserve"> utilizado neste projeto é composto por discussões extraídas da plataforma </w:t>
+      </w:r>
+      <w:proofErr w:type="spellStart"/>
+      <w:r>
+        <w:t>Reddit</w:t>
+      </w:r>
+      <w:proofErr w:type="spellEnd"/>
+      <w:r>
+        <w:t xml:space="preserve"> relacionadas ao final da série </w:t>
+      </w:r>
+      <w:proofErr w:type="spellStart"/>
+      <w:r>
+        <w:t>Stranger</w:t>
+      </w:r>
+      <w:proofErr w:type="spellEnd"/>
+      <w:r>
+        <w:t xml:space="preserve"> </w:t>
+      </w:r>
+      <w:proofErr w:type="spellStart"/>
+      <w:r>
+        <w:t>Things</w:t>
+      </w:r>
+      <w:proofErr w:type="spellEnd"/>
+      <w:r>
+        <w:t>. Os dados estão armazenados em três arquivos JSON (finale_day1.json, finale_day3.json e finale_week1.json), representando coletas realizadas no primeiro dia, no terceiro dia e na primeira semana após o lançamento do episódio final. Cada registro contém informações textuais sobre as discussões, além de resultados de análises automatizadas, como classificação de sentimento, i</w:t>
+      </w:r>
+      <w:r>
+        <w:t>ntensidade emocional, identificação de temas e presença de teorias criadas por fãs.</w:t>
       </w:r>
     </w:p>
     <w:p>
@@ -72,7 +205,23 @@
         <w:jc w:val="both"/>
       </w:pPr>
       <w:r>
-        <w:t>A principal motivação para a escolha desse dataset está na sua representatividade de dados reais gerados por usuários em plataformas digitais. Ele permite explorar padrões de opinião, comportamento e engajamento em comunidades online, além de possibilitar a aplicação prática de técnicas de limpeza, transformação e análise de dados. A presença de dados textuais combinados com variáveis estruturadas torna o dataset adequado para tarefas de preparação e análise exploratória de dados.</w:t>
+        <w:t xml:space="preserve">A principal motivação para a escolha desse </w:t>
+      </w:r>
+      <w:proofErr w:type="spellStart"/>
+      <w:r>
+        <w:t>dataset</w:t>
+      </w:r>
+      <w:proofErr w:type="spellEnd"/>
+      <w:r>
+        <w:t xml:space="preserve"> está na sua representatividade de dados reais gerados por usuários em plataformas digitais. Ele permite explorar padrões de opinião, comportamento e engajamento em comunidades online, além de possibilitar a aplicação prática de técnicas de limpeza, transformação e análise de dados. A presença de dados textuais combinados com variáveis estruturadas torna o </w:t>
+      </w:r>
+      <w:proofErr w:type="spellStart"/>
+      <w:r>
+        <w:t>dataset</w:t>
+      </w:r>
+      <w:proofErr w:type="spellEnd"/>
+      <w:r>
+        <w:t xml:space="preserve"> adequado para tarefas de preparação e análise exploratória de dados.</w:t>
       </w:r>
     </w:p>
     <w:p>
@@ -84,30 +233,64 @@
         <w:t>Cada registro representa uma discussão individual e contém atributos relacionados ao conteúdo textual, data de publicação e resultados de análises automatizadas. As variáveis principais incluem o título da discussão, o resumo do texto, a data de publicação, o sentimento identificado, a emoção dominante e os temas associados à discussão.</w:t>
       </w:r>
     </w:p>
-    <w:p/>
     <w:p>
       <w:pPr>
-        <w:pStyle w:val="Ttulo1"/>
-      </w:pPr>
-      <w:r>
-        <w:t>2. Data Dictionary</w:t>
-      </w:r>
+        <w:jc w:val="both"/>
+      </w:pPr>
     </w:p>
     <w:p>
       <w:pPr>
+        <w:pStyle w:val="Ttulo1"/>
+        <w:jc w:val="both"/>
+      </w:pPr>
+      <w:r>
+        <w:t xml:space="preserve">2. Data </w:t>
+      </w:r>
+      <w:proofErr w:type="spellStart"/>
+      <w:r>
+        <w:t>Dictionary</w:t>
+      </w:r>
+      <w:proofErr w:type="spellEnd"/>
+    </w:p>
+    <w:p>
+      <w:pPr>
         <w:spacing w:before="120" w:after="120" w:line="360" w:lineRule="auto"/>
         <w:jc w:val="both"/>
       </w:pPr>
       <w:r>
-        <w:t xml:space="preserve">O dicionário de dados a seguir documenta as 26 colunas presentes no dataset final (cleaned_dataset_final.csv), resultado do pipeline de limpeza e feature engineering. Colunas intermediárias de parsing — como as variantes de </w:t>
-      </w:r>
-      <w:proofErr w:type="gramStart"/>
-      <w:r>
-        <w:t>analysis.theory</w:t>
-      </w:r>
-      <w:proofErr w:type="gramEnd"/>
-      <w:r>
-        <w:t>.* e analysis.sentiment.raw — foram removidas, mantendo apenas variáveis com valor analítico direto.</w:t>
+        <w:t xml:space="preserve">O dicionário de dados a seguir documenta as 26 colunas presentes no </w:t>
+      </w:r>
+      <w:proofErr w:type="spellStart"/>
+      <w:r>
+        <w:t>dataset</w:t>
+      </w:r>
+      <w:proofErr w:type="spellEnd"/>
+      <w:r>
+        <w:t xml:space="preserve"> final (cleaned_dataset_final.csv), resultado do pipeline de limpeza e feature </w:t>
+      </w:r>
+      <w:proofErr w:type="spellStart"/>
+      <w:r>
+        <w:t>engineering</w:t>
+      </w:r>
+      <w:proofErr w:type="spellEnd"/>
+      <w:r>
+        <w:t xml:space="preserve">. Colunas intermediárias de </w:t>
+      </w:r>
+      <w:proofErr w:type="spellStart"/>
+      <w:r>
+        <w:t>parsing</w:t>
+      </w:r>
+      <w:proofErr w:type="spellEnd"/>
+      <w:r>
+        <w:t xml:space="preserve"> — como as variantes de analysis.theory.* e </w:t>
+      </w:r>
+      <w:proofErr w:type="spellStart"/>
+      <w:r>
+        <w:t>analysis.sentiment.raw</w:t>
+      </w:r>
+      <w:proofErr w:type="spellEnd"/>
+      <w:r>
+        <w:t xml:space="preserve"> — foram removidas, mantendo apenas variáveis com valor analítico direto.</w:t>
       </w:r>
     </w:p>
     <w:p/>
@@ -241,6 +424,7 @@
             </w:tcMar>
           </w:tcPr>
           <w:p>
+            <w:proofErr w:type="spellStart"/>
             <w:r>
               <w:rPr>
                 <w:sz w:val="20"/>
@@ -249,6 +433,7 @@
               <w:lastRenderedPageBreak/>
               <w:t>discussion_id</w:t>
             </w:r>
+            <w:proofErr w:type="spellEnd"/>
           </w:p>
         </w:tc>
         <w:tc>
@@ -269,6 +454,7 @@
             </w:tcMar>
           </w:tcPr>
           <w:p>
+            <w:proofErr w:type="spellStart"/>
             <w:r>
               <w:rPr>
                 <w:sz w:val="20"/>
@@ -276,6 +462,7 @@
               </w:rPr>
               <w:t>int</w:t>
             </w:r>
+            <w:proofErr w:type="spellEnd"/>
           </w:p>
         </w:tc>
         <w:tc>
@@ -324,6 +511,7 @@
             </w:tcMar>
           </w:tcPr>
           <w:p>
+            <w:proofErr w:type="spellStart"/>
             <w:r>
               <w:rPr>
                 <w:sz w:val="20"/>
@@ -331,6 +519,7 @@
               </w:rPr>
               <w:t>title</w:t>
             </w:r>
+            <w:proofErr w:type="spellEnd"/>
           </w:p>
         </w:tc>
         <w:tc>
@@ -350,6 +539,7 @@
             </w:tcMar>
           </w:tcPr>
           <w:p>
+            <w:proofErr w:type="spellStart"/>
             <w:r>
               <w:rPr>
                 <w:sz w:val="20"/>
@@ -357,6 +547,7 @@
               </w:rPr>
               <w:t>string</w:t>
             </w:r>
+            <w:proofErr w:type="spellEnd"/>
           </w:p>
         </w:tc>
         <w:tc>
@@ -381,7 +572,23 @@
                 <w:sz w:val="20"/>
                 <w:szCs w:val="20"/>
               </w:rPr>
-              <w:t>Título do post no Reddit.</w:t>
+              <w:t xml:space="preserve">Título do post no </w:t>
+            </w:r>
+            <w:proofErr w:type="spellStart"/>
+            <w:r>
+              <w:rPr>
+                <w:sz w:val="20"/>
+                <w:szCs w:val="20"/>
+              </w:rPr>
+              <w:t>Reddit</w:t>
+            </w:r>
+            <w:proofErr w:type="spellEnd"/>
+            <w:r>
+              <w:rPr>
+                <w:sz w:val="20"/>
+                <w:szCs w:val="20"/>
+              </w:rPr>
+              <w:t>.</w:t>
             </w:r>
           </w:p>
         </w:tc>
@@ -405,6 +612,7 @@
             </w:tcMar>
           </w:tcPr>
           <w:p>
+            <w:proofErr w:type="spellStart"/>
             <w:r>
               <w:rPr>
                 <w:sz w:val="20"/>
@@ -412,6 +620,7 @@
               </w:rPr>
               <w:t>url</w:t>
             </w:r>
+            <w:proofErr w:type="spellEnd"/>
           </w:p>
         </w:tc>
         <w:tc>
@@ -432,6 +641,7 @@
             </w:tcMar>
           </w:tcPr>
           <w:p>
+            <w:proofErr w:type="spellStart"/>
             <w:r>
               <w:rPr>
                 <w:sz w:val="20"/>
@@ -439,6 +649,7 @@
               </w:rPr>
               <w:t>string</w:t>
             </w:r>
+            <w:proofErr w:type="spellEnd"/>
           </w:p>
         </w:tc>
         <w:tc>
@@ -487,6 +698,7 @@
             </w:tcMar>
           </w:tcPr>
           <w:p>
+            <w:proofErr w:type="spellStart"/>
             <w:r>
               <w:rPr>
                 <w:sz w:val="20"/>
@@ -494,6 +706,7 @@
               </w:rPr>
               <w:t>summary</w:t>
             </w:r>
+            <w:proofErr w:type="spellEnd"/>
           </w:p>
         </w:tc>
         <w:tc>
@@ -513,6 +726,7 @@
             </w:tcMar>
           </w:tcPr>
           <w:p>
+            <w:proofErr w:type="spellStart"/>
             <w:r>
               <w:rPr>
                 <w:sz w:val="20"/>
@@ -520,6 +734,7 @@
               </w:rPr>
               <w:t>string</w:t>
             </w:r>
+            <w:proofErr w:type="spellEnd"/>
           </w:p>
         </w:tc>
         <w:tc>
@@ -568,6 +783,7 @@
             </w:tcMar>
           </w:tcPr>
           <w:p>
+            <w:proofErr w:type="spellStart"/>
             <w:r>
               <w:rPr>
                 <w:sz w:val="20"/>
@@ -575,6 +791,7 @@
               </w:rPr>
               <w:t>published</w:t>
             </w:r>
+            <w:proofErr w:type="spellEnd"/>
           </w:p>
         </w:tc>
         <w:tc>
@@ -595,6 +812,7 @@
             </w:tcMar>
           </w:tcPr>
           <w:p>
+            <w:proofErr w:type="spellStart"/>
             <w:r>
               <w:rPr>
                 <w:sz w:val="20"/>
@@ -602,6 +820,7 @@
               </w:rPr>
               <w:t>string</w:t>
             </w:r>
+            <w:proofErr w:type="spellEnd"/>
           </w:p>
         </w:tc>
         <w:tc>
@@ -655,8 +874,17 @@
                 <w:sz w:val="20"/>
                 <w:szCs w:val="20"/>
               </w:rPr>
-              <w:t>_source_file</w:t>
-            </w:r>
+              <w:t>_</w:t>
+            </w:r>
+            <w:proofErr w:type="spellStart"/>
+            <w:r>
+              <w:rPr>
+                <w:sz w:val="20"/>
+                <w:szCs w:val="20"/>
+              </w:rPr>
+              <w:t>source_file</w:t>
+            </w:r>
+            <w:proofErr w:type="spellEnd"/>
           </w:p>
         </w:tc>
         <w:tc>
@@ -676,6 +904,7 @@
             </w:tcMar>
           </w:tcPr>
           <w:p>
+            <w:proofErr w:type="spellStart"/>
             <w:r>
               <w:rPr>
                 <w:sz w:val="20"/>
@@ -683,6 +912,7 @@
               </w:rPr>
               <w:t>string</w:t>
             </w:r>
+            <w:proofErr w:type="spellEnd"/>
           </w:p>
         </w:tc>
         <w:tc>
@@ -731,6 +961,7 @@
             </w:tcMar>
           </w:tcPr>
           <w:p>
+            <w:proofErr w:type="spellStart"/>
             <w:r>
               <w:rPr>
                 <w:sz w:val="20"/>
@@ -738,6 +969,7 @@
               </w:rPr>
               <w:t>sentiment_clean</w:t>
             </w:r>
+            <w:proofErr w:type="spellEnd"/>
           </w:p>
         </w:tc>
         <w:tc>
@@ -758,6 +990,7 @@
             </w:tcMar>
           </w:tcPr>
           <w:p>
+            <w:proofErr w:type="spellStart"/>
             <w:r>
               <w:rPr>
                 <w:sz w:val="20"/>
@@ -765,6 +998,7 @@
               </w:rPr>
               <w:t>string</w:t>
             </w:r>
+            <w:proofErr w:type="spellEnd"/>
           </w:p>
         </w:tc>
         <w:tc>
@@ -790,7 +1024,39 @@
                 <w:sz w:val="20"/>
                 <w:szCs w:val="20"/>
               </w:rPr>
-              <w:t>Sentimento normalizado: positive, negative, mixed ou unknown.</w:t>
+              <w:t xml:space="preserve">Sentimento normalizado: positive, negative, </w:t>
+            </w:r>
+            <w:proofErr w:type="spellStart"/>
+            <w:r>
+              <w:rPr>
+                <w:sz w:val="20"/>
+                <w:szCs w:val="20"/>
+              </w:rPr>
+              <w:t>mixed</w:t>
+            </w:r>
+            <w:proofErr w:type="spellEnd"/>
+            <w:r>
+              <w:rPr>
+                <w:sz w:val="20"/>
+                <w:szCs w:val="20"/>
+              </w:rPr>
+              <w:t xml:space="preserve"> ou </w:t>
+            </w:r>
+            <w:proofErr w:type="spellStart"/>
+            <w:r>
+              <w:rPr>
+                <w:sz w:val="20"/>
+                <w:szCs w:val="20"/>
+              </w:rPr>
+              <w:t>unknown</w:t>
+            </w:r>
+            <w:proofErr w:type="spellEnd"/>
+            <w:r>
+              <w:rPr>
+                <w:sz w:val="20"/>
+                <w:szCs w:val="20"/>
+              </w:rPr>
+              <w:t>.</w:t>
             </w:r>
           </w:p>
         </w:tc>
@@ -813,6 +1079,7 @@
             </w:tcMar>
           </w:tcPr>
           <w:p>
+            <w:proofErr w:type="spellStart"/>
             <w:r>
               <w:rPr>
                 <w:sz w:val="20"/>
@@ -820,6 +1087,7 @@
               </w:rPr>
               <w:t>sentiment_encoded</w:t>
             </w:r>
+            <w:proofErr w:type="spellEnd"/>
           </w:p>
         </w:tc>
         <w:tc>
@@ -839,6 +1107,7 @@
             </w:tcMar>
           </w:tcPr>
           <w:p>
+            <w:proofErr w:type="spellStart"/>
             <w:r>
               <w:rPr>
                 <w:sz w:val="20"/>
@@ -846,6 +1115,7 @@
               </w:rPr>
               <w:t>int</w:t>
             </w:r>
+            <w:proofErr w:type="spellEnd"/>
           </w:p>
         </w:tc>
         <w:tc>
@@ -865,12 +1135,37 @@
             </w:tcMar>
           </w:tcPr>
           <w:p>
-            <w:r>
-              <w:rPr>
-                <w:sz w:val="20"/>
-                <w:szCs w:val="20"/>
-              </w:rPr>
-              <w:t>Encoding numérico do sentimento: positive=1, mixed=0, negative=-1.</w:t>
+            <w:proofErr w:type="spellStart"/>
+            <w:r>
+              <w:rPr>
+                <w:sz w:val="20"/>
+                <w:szCs w:val="20"/>
+              </w:rPr>
+              <w:t>Encoding</w:t>
+            </w:r>
+            <w:proofErr w:type="spellEnd"/>
+            <w:r>
+              <w:rPr>
+                <w:sz w:val="20"/>
+                <w:szCs w:val="20"/>
+              </w:rPr>
+              <w:t xml:space="preserve"> numérico do sentimento: positive=1, </w:t>
+            </w:r>
+            <w:proofErr w:type="spellStart"/>
+            <w:r>
+              <w:rPr>
+                <w:sz w:val="20"/>
+                <w:szCs w:val="20"/>
+              </w:rPr>
+              <w:t>mixed</w:t>
+            </w:r>
+            <w:proofErr w:type="spellEnd"/>
+            <w:r>
+              <w:rPr>
+                <w:sz w:val="20"/>
+                <w:szCs w:val="20"/>
+              </w:rPr>
+              <w:t>=0, negative=-1.</w:t>
             </w:r>
           </w:p>
         </w:tc>
@@ -894,6 +1189,7 @@
             </w:tcMar>
           </w:tcPr>
           <w:p>
+            <w:proofErr w:type="spellStart"/>
             <w:r>
               <w:rPr>
                 <w:sz w:val="20"/>
@@ -901,6 +1197,7 @@
               </w:rPr>
               <w:t>intensity_clean</w:t>
             </w:r>
+            <w:proofErr w:type="spellEnd"/>
           </w:p>
         </w:tc>
         <w:tc>
@@ -921,6 +1218,7 @@
             </w:tcMar>
           </w:tcPr>
           <w:p>
+            <w:proofErr w:type="spellStart"/>
             <w:r>
               <w:rPr>
                 <w:sz w:val="20"/>
@@ -928,6 +1226,7 @@
               </w:rPr>
               <w:t>float</w:t>
             </w:r>
+            <w:proofErr w:type="spellEnd"/>
           </w:p>
         </w:tc>
         <w:tc>
@@ -953,7 +1252,23 @@
                 <w:sz w:val="20"/>
                 <w:szCs w:val="20"/>
               </w:rPr>
-              <w:t>Intensidade emocional (0–10), extraída do campo raw da API.</w:t>
+              <w:t xml:space="preserve">Intensidade emocional (0–10), extraída do campo </w:t>
+            </w:r>
+            <w:proofErr w:type="spellStart"/>
+            <w:r>
+              <w:rPr>
+                <w:sz w:val="20"/>
+                <w:szCs w:val="20"/>
+              </w:rPr>
+              <w:t>raw</w:t>
+            </w:r>
+            <w:proofErr w:type="spellEnd"/>
+            <w:r>
+              <w:rPr>
+                <w:sz w:val="20"/>
+                <w:szCs w:val="20"/>
+              </w:rPr>
+              <w:t xml:space="preserve"> da API.</w:t>
             </w:r>
           </w:p>
         </w:tc>
@@ -976,6 +1291,7 @@
             </w:tcMar>
           </w:tcPr>
           <w:p>
+            <w:proofErr w:type="spellStart"/>
             <w:r>
               <w:rPr>
                 <w:sz w:val="20"/>
@@ -983,6 +1299,7 @@
               </w:rPr>
               <w:t>key_emotion_raw</w:t>
             </w:r>
+            <w:proofErr w:type="spellEnd"/>
           </w:p>
         </w:tc>
         <w:tc>
@@ -1002,6 +1319,7 @@
             </w:tcMar>
           </w:tcPr>
           <w:p>
+            <w:proofErr w:type="spellStart"/>
             <w:r>
               <w:rPr>
                 <w:sz w:val="20"/>
@@ -1009,6 +1327,7 @@
               </w:rPr>
               <w:t>string</w:t>
             </w:r>
+            <w:proofErr w:type="spellEnd"/>
           </w:p>
         </w:tc>
         <w:tc>
@@ -1057,6 +1376,7 @@
             </w:tcMar>
           </w:tcPr>
           <w:p>
+            <w:proofErr w:type="spellStart"/>
             <w:r>
               <w:rPr>
                 <w:sz w:val="20"/>
@@ -1064,6 +1384,7 @@
               </w:rPr>
               <w:t>emotion_group</w:t>
             </w:r>
+            <w:proofErr w:type="spellEnd"/>
           </w:p>
         </w:tc>
         <w:tc>
@@ -1084,6 +1405,7 @@
             </w:tcMar>
           </w:tcPr>
           <w:p>
+            <w:proofErr w:type="spellStart"/>
             <w:r>
               <w:rPr>
                 <w:sz w:val="20"/>
@@ -1091,6 +1413,7 @@
               </w:rPr>
               <w:t>string</w:t>
             </w:r>
+            <w:proofErr w:type="spellEnd"/>
           </w:p>
         </w:tc>
         <w:tc>
@@ -1116,7 +1439,39 @@
                 <w:sz w:val="20"/>
                 <w:szCs w:val="20"/>
               </w:rPr>
-              <w:t>Grupo canônico da emoção (excitement, frustration, nostalgia etc.).</w:t>
+              <w:t>Grupo canônico da emoção (</w:t>
+            </w:r>
+            <w:proofErr w:type="spellStart"/>
+            <w:r>
+              <w:rPr>
+                <w:sz w:val="20"/>
+                <w:szCs w:val="20"/>
+              </w:rPr>
+              <w:t>excitement</w:t>
+            </w:r>
+            <w:proofErr w:type="spellEnd"/>
+            <w:r>
+              <w:rPr>
+                <w:sz w:val="20"/>
+                <w:szCs w:val="20"/>
+              </w:rPr>
+              <w:t xml:space="preserve">, </w:t>
+            </w:r>
+            <w:proofErr w:type="spellStart"/>
+            <w:r>
+              <w:rPr>
+                <w:sz w:val="20"/>
+                <w:szCs w:val="20"/>
+              </w:rPr>
+              <w:t>frustration</w:t>
+            </w:r>
+            <w:proofErr w:type="spellEnd"/>
+            <w:r>
+              <w:rPr>
+                <w:sz w:val="20"/>
+                <w:szCs w:val="20"/>
+              </w:rPr>
+              <w:t>, nostalgia etc.).</w:t>
             </w:r>
           </w:p>
         </w:tc>
@@ -1139,6 +1494,7 @@
             </w:tcMar>
           </w:tcPr>
           <w:p>
+            <w:proofErr w:type="spellStart"/>
             <w:r>
               <w:rPr>
                 <w:sz w:val="20"/>
@@ -1146,6 +1502,7 @@
               </w:rPr>
               <w:t>emotion_encoded</w:t>
             </w:r>
+            <w:proofErr w:type="spellEnd"/>
           </w:p>
         </w:tc>
         <w:tc>
@@ -1165,6 +1522,7 @@
             </w:tcMar>
           </w:tcPr>
           <w:p>
+            <w:proofErr w:type="spellStart"/>
             <w:r>
               <w:rPr>
                 <w:sz w:val="20"/>
@@ -1172,6 +1530,7 @@
               </w:rPr>
               <w:t>int</w:t>
             </w:r>
+            <w:proofErr w:type="spellEnd"/>
           </w:p>
         </w:tc>
         <w:tc>
@@ -1191,12 +1550,21 @@
             </w:tcMar>
           </w:tcPr>
           <w:p>
-            <w:r>
-              <w:rPr>
-                <w:sz w:val="20"/>
-                <w:szCs w:val="20"/>
-              </w:rPr>
-              <w:t>Encoding ordinal do grupo de emoção.</w:t>
+            <w:proofErr w:type="spellStart"/>
+            <w:r>
+              <w:rPr>
+                <w:sz w:val="20"/>
+                <w:szCs w:val="20"/>
+              </w:rPr>
+              <w:t>Encoding</w:t>
+            </w:r>
+            <w:proofErr w:type="spellEnd"/>
+            <w:r>
+              <w:rPr>
+                <w:sz w:val="20"/>
+                <w:szCs w:val="20"/>
+              </w:rPr>
+              <w:t xml:space="preserve"> ordinal do grupo de emoção.</w:t>
             </w:r>
           </w:p>
         </w:tc>
@@ -1220,6 +1588,7 @@
             </w:tcMar>
           </w:tcPr>
           <w:p>
+            <w:proofErr w:type="spellStart"/>
             <w:r>
               <w:rPr>
                 <w:sz w:val="20"/>
@@ -1227,6 +1596,7 @@
               </w:rPr>
               <w:t>num_theories</w:t>
             </w:r>
+            <w:proofErr w:type="spellEnd"/>
           </w:p>
         </w:tc>
         <w:tc>
@@ -1247,6 +1617,7 @@
             </w:tcMar>
           </w:tcPr>
           <w:p>
+            <w:proofErr w:type="spellStart"/>
             <w:r>
               <w:rPr>
                 <w:sz w:val="20"/>
@@ -1254,6 +1625,7 @@
               </w:rPr>
               <w:t>int</w:t>
             </w:r>
+            <w:proofErr w:type="spellEnd"/>
           </w:p>
         </w:tc>
         <w:tc>
@@ -1279,7 +1651,39 @@
                 <w:sz w:val="20"/>
                 <w:szCs w:val="20"/>
               </w:rPr>
-              <w:t>Quantidade de teorias com has_theory=true no post.</w:t>
+              <w:t xml:space="preserve">Quantidade de teorias com </w:t>
+            </w:r>
+            <w:proofErr w:type="spellStart"/>
+            <w:r>
+              <w:rPr>
+                <w:sz w:val="20"/>
+                <w:szCs w:val="20"/>
+              </w:rPr>
+              <w:t>has_theory</w:t>
+            </w:r>
+            <w:proofErr w:type="spellEnd"/>
+            <w:r>
+              <w:rPr>
+                <w:sz w:val="20"/>
+                <w:szCs w:val="20"/>
+              </w:rPr>
+              <w:t>=</w:t>
+            </w:r>
+            <w:proofErr w:type="spellStart"/>
+            <w:r>
+              <w:rPr>
+                <w:sz w:val="20"/>
+                <w:szCs w:val="20"/>
+              </w:rPr>
+              <w:t>true</w:t>
+            </w:r>
+            <w:proofErr w:type="spellEnd"/>
+            <w:r>
+              <w:rPr>
+                <w:sz w:val="20"/>
+                <w:szCs w:val="20"/>
+              </w:rPr>
+              <w:t xml:space="preserve"> no post.</w:t>
             </w:r>
           </w:p>
         </w:tc>
@@ -1302,6 +1706,7 @@
             </w:tcMar>
           </w:tcPr>
           <w:p>
+            <w:proofErr w:type="spellStart"/>
             <w:r>
               <w:rPr>
                 <w:sz w:val="20"/>
@@ -1309,6 +1714,7 @@
               </w:rPr>
               <w:t>avg_theory_plausibility</w:t>
             </w:r>
+            <w:proofErr w:type="spellEnd"/>
           </w:p>
         </w:tc>
         <w:tc>
@@ -1328,6 +1734,7 @@
             </w:tcMar>
           </w:tcPr>
           <w:p>
+            <w:proofErr w:type="spellStart"/>
             <w:r>
               <w:rPr>
                 <w:sz w:val="20"/>
@@ -1335,6 +1742,7 @@
               </w:rPr>
               <w:t>float</w:t>
             </w:r>
+            <w:proofErr w:type="spellEnd"/>
           </w:p>
         </w:tc>
         <w:tc>
@@ -1383,6 +1791,7 @@
             </w:tcMar>
           </w:tcPr>
           <w:p>
+            <w:proofErr w:type="spellStart"/>
             <w:r>
               <w:rPr>
                 <w:sz w:val="20"/>
@@ -1390,6 +1799,7 @@
               </w:rPr>
               <w:t>max_theory_plausibility</w:t>
             </w:r>
+            <w:proofErr w:type="spellEnd"/>
           </w:p>
         </w:tc>
         <w:tc>
@@ -1410,6 +1820,7 @@
             </w:tcMar>
           </w:tcPr>
           <w:p>
+            <w:proofErr w:type="spellStart"/>
             <w:r>
               <w:rPr>
                 <w:sz w:val="20"/>
@@ -1417,6 +1828,7 @@
               </w:rPr>
               <w:t>float</w:t>
             </w:r>
+            <w:proofErr w:type="spellEnd"/>
           </w:p>
         </w:tc>
         <w:tc>
@@ -1465,6 +1877,7 @@
             </w:tcMar>
           </w:tcPr>
           <w:p>
+            <w:proofErr w:type="spellStart"/>
             <w:r>
               <w:rPr>
                 <w:sz w:val="20"/>
@@ -1472,6 +1885,7 @@
               </w:rPr>
               <w:t>num_themes</w:t>
             </w:r>
+            <w:proofErr w:type="spellEnd"/>
           </w:p>
         </w:tc>
         <w:tc>
@@ -1491,6 +1905,7 @@
             </w:tcMar>
           </w:tcPr>
           <w:p>
+            <w:proofErr w:type="spellStart"/>
             <w:r>
               <w:rPr>
                 <w:sz w:val="20"/>
@@ -1498,6 +1913,7 @@
               </w:rPr>
               <w:t>int</w:t>
             </w:r>
+            <w:proofErr w:type="spellEnd"/>
           </w:p>
         </w:tc>
         <w:tc>
@@ -1546,6 +1962,7 @@
             </w:tcMar>
           </w:tcPr>
           <w:p>
+            <w:proofErr w:type="spellStart"/>
             <w:r>
               <w:rPr>
                 <w:sz w:val="20"/>
@@ -1553,6 +1970,7 @@
               </w:rPr>
               <w:t>num_canonical_themes</w:t>
             </w:r>
+            <w:proofErr w:type="spellEnd"/>
           </w:p>
         </w:tc>
         <w:tc>
@@ -1573,6 +1991,7 @@
             </w:tcMar>
           </w:tcPr>
           <w:p>
+            <w:proofErr w:type="spellStart"/>
             <w:r>
               <w:rPr>
                 <w:sz w:val="20"/>
@@ -1580,6 +1999,7 @@
               </w:rPr>
               <w:t>int</w:t>
             </w:r>
+            <w:proofErr w:type="spellEnd"/>
           </w:p>
         </w:tc>
         <w:tc>
@@ -1628,6 +2048,7 @@
             </w:tcMar>
           </w:tcPr>
           <w:p>
+            <w:proofErr w:type="spellStart"/>
             <w:r>
               <w:rPr>
                 <w:sz w:val="20"/>
@@ -1635,6 +2056,7 @@
               </w:rPr>
               <w:t>theme_character_development</w:t>
             </w:r>
+            <w:proofErr w:type="spellEnd"/>
           </w:p>
         </w:tc>
         <w:tc>
@@ -1654,12 +2076,21 @@
             </w:tcMar>
           </w:tcPr>
           <w:p>
-            <w:r>
-              <w:rPr>
-                <w:sz w:val="20"/>
-                <w:szCs w:val="20"/>
-              </w:rPr>
-              <w:t>int (0/1)</w:t>
+            <w:proofErr w:type="spellStart"/>
+            <w:r>
+              <w:rPr>
+                <w:sz w:val="20"/>
+                <w:szCs w:val="20"/>
+              </w:rPr>
+              <w:t>int</w:t>
+            </w:r>
+            <w:proofErr w:type="spellEnd"/>
+            <w:r>
+              <w:rPr>
+                <w:sz w:val="20"/>
+                <w:szCs w:val="20"/>
+              </w:rPr>
+              <w:t xml:space="preserve"> (0/1)</w:t>
             </w:r>
           </w:p>
         </w:tc>
@@ -1709,6 +2140,7 @@
             </w:tcMar>
           </w:tcPr>
           <w:p>
+            <w:proofErr w:type="spellStart"/>
             <w:r>
               <w:rPr>
                 <w:sz w:val="20"/>
@@ -1716,6 +2148,7 @@
               </w:rPr>
               <w:t>theme_nostalgia</w:t>
             </w:r>
+            <w:proofErr w:type="spellEnd"/>
           </w:p>
         </w:tc>
         <w:tc>
@@ -1736,12 +2169,21 @@
             </w:tcMar>
           </w:tcPr>
           <w:p>
-            <w:r>
-              <w:rPr>
-                <w:sz w:val="20"/>
-                <w:szCs w:val="20"/>
-              </w:rPr>
-              <w:t>int (0/1)</w:t>
+            <w:proofErr w:type="spellStart"/>
+            <w:r>
+              <w:rPr>
+                <w:sz w:val="20"/>
+                <w:szCs w:val="20"/>
+              </w:rPr>
+              <w:t>int</w:t>
+            </w:r>
+            <w:proofErr w:type="spellEnd"/>
+            <w:r>
+              <w:rPr>
+                <w:sz w:val="20"/>
+                <w:szCs w:val="20"/>
+              </w:rPr>
+              <w:t xml:space="preserve"> (0/1)</w:t>
             </w:r>
           </w:p>
         </w:tc>
@@ -1791,6 +2233,7 @@
             </w:tcMar>
           </w:tcPr>
           <w:p>
+            <w:proofErr w:type="spellStart"/>
             <w:r>
               <w:rPr>
                 <w:sz w:val="20"/>
@@ -1798,6 +2241,7 @@
               </w:rPr>
               <w:t>theme_plot_elements</w:t>
             </w:r>
+            <w:proofErr w:type="spellEnd"/>
           </w:p>
         </w:tc>
         <w:tc>
@@ -1817,12 +2261,21 @@
             </w:tcMar>
           </w:tcPr>
           <w:p>
-            <w:r>
-              <w:rPr>
-                <w:sz w:val="20"/>
-                <w:szCs w:val="20"/>
-              </w:rPr>
-              <w:t>int (0/1)</w:t>
+            <w:proofErr w:type="spellStart"/>
+            <w:r>
+              <w:rPr>
+                <w:sz w:val="20"/>
+                <w:szCs w:val="20"/>
+              </w:rPr>
+              <w:t>int</w:t>
+            </w:r>
+            <w:proofErr w:type="spellEnd"/>
+            <w:r>
+              <w:rPr>
+                <w:sz w:val="20"/>
+                <w:szCs w:val="20"/>
+              </w:rPr>
+              <w:t xml:space="preserve"> (0/1)</w:t>
             </w:r>
           </w:p>
         </w:tc>
@@ -1872,6 +2325,7 @@
             </w:tcMar>
           </w:tcPr>
           <w:p>
+            <w:proofErr w:type="spellStart"/>
             <w:r>
               <w:rPr>
                 <w:sz w:val="20"/>
@@ -1879,6 +2333,7 @@
               </w:rPr>
               <w:t>theme_relationships</w:t>
             </w:r>
+            <w:proofErr w:type="spellEnd"/>
           </w:p>
         </w:tc>
         <w:tc>
@@ -1899,12 +2354,21 @@
             </w:tcMar>
           </w:tcPr>
           <w:p>
-            <w:r>
-              <w:rPr>
-                <w:sz w:val="20"/>
-                <w:szCs w:val="20"/>
-              </w:rPr>
-              <w:t>int (0/1)</w:t>
+            <w:proofErr w:type="spellStart"/>
+            <w:r>
+              <w:rPr>
+                <w:sz w:val="20"/>
+                <w:szCs w:val="20"/>
+              </w:rPr>
+              <w:t>int</w:t>
+            </w:r>
+            <w:proofErr w:type="spellEnd"/>
+            <w:r>
+              <w:rPr>
+                <w:sz w:val="20"/>
+                <w:szCs w:val="20"/>
+              </w:rPr>
+              <w:t xml:space="preserve"> (0/1)</w:t>
             </w:r>
           </w:p>
         </w:tc>
@@ -1954,6 +2418,7 @@
             </w:tcMar>
           </w:tcPr>
           <w:p>
+            <w:proofErr w:type="spellStart"/>
             <w:r>
               <w:rPr>
                 <w:sz w:val="20"/>
@@ -1961,6 +2426,7 @@
               </w:rPr>
               <w:t>theme_theories</w:t>
             </w:r>
+            <w:proofErr w:type="spellEnd"/>
           </w:p>
         </w:tc>
         <w:tc>
@@ -1980,12 +2446,21 @@
             </w:tcMar>
           </w:tcPr>
           <w:p>
-            <w:r>
-              <w:rPr>
-                <w:sz w:val="20"/>
-                <w:szCs w:val="20"/>
-              </w:rPr>
-              <w:t>int (0/1)</w:t>
+            <w:proofErr w:type="spellStart"/>
+            <w:r>
+              <w:rPr>
+                <w:sz w:val="20"/>
+                <w:szCs w:val="20"/>
+              </w:rPr>
+              <w:t>int</w:t>
+            </w:r>
+            <w:proofErr w:type="spellEnd"/>
+            <w:r>
+              <w:rPr>
+                <w:sz w:val="20"/>
+                <w:szCs w:val="20"/>
+              </w:rPr>
+              <w:t xml:space="preserve"> (0/1)</w:t>
             </w:r>
           </w:p>
         </w:tc>
@@ -2035,6 +2510,7 @@
             </w:tcMar>
           </w:tcPr>
           <w:p>
+            <w:proofErr w:type="spellStart"/>
             <w:r>
               <w:rPr>
                 <w:sz w:val="20"/>
@@ -2042,6 +2518,7 @@
               </w:rPr>
               <w:t>theme_cinematography</w:t>
             </w:r>
+            <w:proofErr w:type="spellEnd"/>
           </w:p>
         </w:tc>
         <w:tc>
@@ -2062,12 +2539,21 @@
             </w:tcMar>
           </w:tcPr>
           <w:p>
-            <w:r>
-              <w:rPr>
-                <w:sz w:val="20"/>
-                <w:szCs w:val="20"/>
-              </w:rPr>
-              <w:t>int (0/1)</w:t>
+            <w:proofErr w:type="spellStart"/>
+            <w:r>
+              <w:rPr>
+                <w:sz w:val="20"/>
+                <w:szCs w:val="20"/>
+              </w:rPr>
+              <w:t>int</w:t>
+            </w:r>
+            <w:proofErr w:type="spellEnd"/>
+            <w:r>
+              <w:rPr>
+                <w:sz w:val="20"/>
+                <w:szCs w:val="20"/>
+              </w:rPr>
+              <w:t xml:space="preserve"> (0/1)</w:t>
             </w:r>
           </w:p>
         </w:tc>
@@ -2117,6 +2603,7 @@
             </w:tcMar>
           </w:tcPr>
           <w:p>
+            <w:proofErr w:type="spellStart"/>
             <w:r>
               <w:rPr>
                 <w:sz w:val="20"/>
@@ -2124,6 +2611,7 @@
               </w:rPr>
               <w:t>theme_music</w:t>
             </w:r>
+            <w:proofErr w:type="spellEnd"/>
           </w:p>
         </w:tc>
         <w:tc>
@@ -2143,12 +2631,21 @@
             </w:tcMar>
           </w:tcPr>
           <w:p>
-            <w:r>
-              <w:rPr>
-                <w:sz w:val="20"/>
-                <w:szCs w:val="20"/>
-              </w:rPr>
-              <w:t>int (0/1)</w:t>
+            <w:proofErr w:type="spellStart"/>
+            <w:r>
+              <w:rPr>
+                <w:sz w:val="20"/>
+                <w:szCs w:val="20"/>
+              </w:rPr>
+              <w:t>int</w:t>
+            </w:r>
+            <w:proofErr w:type="spellEnd"/>
+            <w:r>
+              <w:rPr>
+                <w:sz w:val="20"/>
+                <w:szCs w:val="20"/>
+              </w:rPr>
+              <w:t xml:space="preserve"> (0/1)</w:t>
             </w:r>
           </w:p>
         </w:tc>
@@ -2198,6 +2695,7 @@
             </w:tcMar>
           </w:tcPr>
           <w:p>
+            <w:proofErr w:type="spellStart"/>
             <w:r>
               <w:rPr>
                 <w:sz w:val="20"/>
@@ -2205,6 +2703,7 @@
               </w:rPr>
               <w:t>engagement_score</w:t>
             </w:r>
+            <w:proofErr w:type="spellEnd"/>
           </w:p>
         </w:tc>
         <w:tc>
@@ -2225,6 +2724,7 @@
             </w:tcMar>
           </w:tcPr>
           <w:p>
+            <w:proofErr w:type="spellStart"/>
             <w:r>
               <w:rPr>
                 <w:sz w:val="20"/>
@@ -2232,6 +2732,7 @@
               </w:rPr>
               <w:t>float</w:t>
             </w:r>
+            <w:proofErr w:type="spellEnd"/>
           </w:p>
         </w:tc>
         <w:tc>
@@ -2280,6 +2781,7 @@
             </w:tcMar>
           </w:tcPr>
           <w:p>
+            <w:proofErr w:type="spellStart"/>
             <w:r>
               <w:rPr>
                 <w:sz w:val="20"/>
@@ -2287,6 +2789,7 @@
               </w:rPr>
               <w:t>summary_length</w:t>
             </w:r>
+            <w:proofErr w:type="spellEnd"/>
           </w:p>
         </w:tc>
         <w:tc>
@@ -2306,6 +2809,7 @@
             </w:tcMar>
           </w:tcPr>
           <w:p>
+            <w:proofErr w:type="spellStart"/>
             <w:r>
               <w:rPr>
                 <w:sz w:val="20"/>
@@ -2313,6 +2817,7 @@
               </w:rPr>
               <w:t>int</w:t>
             </w:r>
+            <w:proofErr w:type="spellEnd"/>
           </w:p>
         </w:tc>
         <w:tc>
@@ -2337,7 +2842,23 @@
                 <w:sz w:val="20"/>
                 <w:szCs w:val="20"/>
               </w:rPr>
-              <w:t>Número de palavras no campo summary (proxy de engajamento).</w:t>
+              <w:t xml:space="preserve">Número de palavras no campo </w:t>
+            </w:r>
+            <w:proofErr w:type="spellStart"/>
+            <w:r>
+              <w:rPr>
+                <w:sz w:val="20"/>
+                <w:szCs w:val="20"/>
+              </w:rPr>
+              <w:t>summary</w:t>
+            </w:r>
+            <w:proofErr w:type="spellEnd"/>
+            <w:r>
+              <w:rPr>
+                <w:sz w:val="20"/>
+                <w:szCs w:val="20"/>
+              </w:rPr>
+              <w:t xml:space="preserve"> (proxy de engajamento).</w:t>
             </w:r>
           </w:p>
         </w:tc>
@@ -2367,12 +2888,45 @@
         <w:jc w:val="both"/>
       </w:pPr>
       <w:r>
-        <w:t>A estratégia de detecção de duplicatas foi baseada na comparação do campo url, que representa um identificador único para cada discussão proveniente do Reddit. Os três arquivos JSON foram carregados e concatenados, totalizando 219 registros brutos. Após a identificação de duplicatas pelo campo url e a retenção da primeira ocorrência de cada registro, o dataset resultante contém 187 discussões únicas.</w:t>
+        <w:t xml:space="preserve">A estratégia de detecção de duplicatas foi baseada na comparação do campo </w:t>
+      </w:r>
+      <w:proofErr w:type="spellStart"/>
+      <w:r>
+        <w:t>url</w:t>
+      </w:r>
+      <w:proofErr w:type="spellEnd"/>
+      <w:r>
+        <w:t xml:space="preserve">, que representa um identificador único para cada discussão proveniente do </w:t>
+      </w:r>
+      <w:proofErr w:type="spellStart"/>
+      <w:r>
+        <w:t>Reddit</w:t>
+      </w:r>
+      <w:proofErr w:type="spellEnd"/>
+      <w:r>
+        <w:t xml:space="preserve">. Os três arquivos JSON foram carregados e concatenados, totalizando 219 registros brutos. Após a identificação de duplicatas pelo campo </w:t>
+      </w:r>
+      <w:proofErr w:type="spellStart"/>
+      <w:r>
+        <w:t>url</w:t>
+      </w:r>
+      <w:proofErr w:type="spellEnd"/>
+      <w:r>
+        <w:t xml:space="preserve"> e a retenção da primeira ocorrência de cada registro, o </w:t>
+      </w:r>
+      <w:proofErr w:type="spellStart"/>
+      <w:r>
+        <w:t>dataset</w:t>
+      </w:r>
+      <w:proofErr w:type="spellEnd"/>
+      <w:r>
+        <w:t xml:space="preserve"> resultante contém 187 discussões únicas.</w:t>
       </w:r>
     </w:p>
     <w:p>
       <w:pPr>
         <w:pStyle w:val="Ttulo2"/>
+        <w:jc w:val="both"/>
       </w:pPr>
       <w:r>
         <w:t xml:space="preserve">3.2 </w:t>
@@ -2384,7 +2938,55 @@
         <w:jc w:val="both"/>
       </w:pPr>
       <w:r>
-        <w:t>Um dos principais problemas observados foi a presença de erros de parsing, representados por estruturas como "error": "Could not parse response", indicando falhas na extração automática de informações pelo modelo de linguagem. Adicionalmente, foram observadas inconsistências estruturais no campo theory, que podia assumir diferentes tipos — lista, objeto aninhado com chave fan_theories, objeto com chaves nomeadas por personagem, ou valor nulo —, dificultando o processamento uniforme dos dados.</w:t>
+        <w:t xml:space="preserve">Um dos principais problemas observados foi a presença de erros de </w:t>
+      </w:r>
+      <w:proofErr w:type="spellStart"/>
+      <w:r>
+        <w:t>parsing</w:t>
+      </w:r>
+      <w:proofErr w:type="spellEnd"/>
+      <w:r>
+        <w:t>, representados por estruturas como "</w:t>
+      </w:r>
+      <w:proofErr w:type="spellStart"/>
+      <w:r>
+        <w:t>error</w:t>
+      </w:r>
+      <w:proofErr w:type="spellEnd"/>
+      <w:r>
+        <w:t>": "</w:t>
+      </w:r>
+      <w:proofErr w:type="spellStart"/>
+      <w:r>
+        <w:t>Could</w:t>
+      </w:r>
+      <w:proofErr w:type="spellEnd"/>
+      <w:r>
+        <w:t xml:space="preserve"> </w:t>
+      </w:r>
+      <w:proofErr w:type="spellStart"/>
+      <w:r>
+        <w:t>not</w:t>
+      </w:r>
+      <w:proofErr w:type="spellEnd"/>
+      <w:r>
+        <w:t xml:space="preserve"> parse response", indicando falhas na extração automática de informações pelo modelo de linguagem. Adicionalmente, foram observadas inconsistências estruturais no campo </w:t>
+      </w:r>
+      <w:proofErr w:type="spellStart"/>
+      <w:r>
+        <w:t>theory</w:t>
+      </w:r>
+      <w:proofErr w:type="spellEnd"/>
+      <w:r>
+        <w:t xml:space="preserve">, que podia assumir diferentes tipos — lista, objeto aninhado com chave </w:t>
+      </w:r>
+      <w:proofErr w:type="spellStart"/>
+      <w:r>
+        <w:t>fan_theories</w:t>
+      </w:r>
+      <w:proofErr w:type="spellEnd"/>
+      <w:r>
+        <w:t>, objeto com chaves nomeadas por personagem, ou valor nulo —, dificultando o processamento uniforme dos dados.</w:t>
       </w:r>
     </w:p>
     <w:p>
@@ -2393,12 +2995,29 @@
         <w:jc w:val="both"/>
       </w:pPr>
       <w:r>
-        <w:t>O campo intensity_clean, por exemplo, apresentou apenas 21 valores válidos (11,2% do total), pois dependia de parsing bem-sucedido do JSON bruto retornado pela API. Em relação aos mecanismos de ausência, parte dos valores pode ser classificada como MCAR, decorrente de falhas técnicas aleatórias no processamento, enquanto outros casos podem ser considerados MAR, uma vez que a ausência parece correlacionar-se com a complexidade do conteúdo textual analisado.</w:t>
+        <w:t xml:space="preserve">O campo </w:t>
+      </w:r>
+      <w:proofErr w:type="spellStart"/>
+      <w:r>
+        <w:t>intensity_clean</w:t>
+      </w:r>
+      <w:proofErr w:type="spellEnd"/>
+      <w:r>
+        <w:t xml:space="preserve">, por exemplo, apresentou apenas 21 valores válidos (11,2% do total), pois dependia de </w:t>
+      </w:r>
+      <w:proofErr w:type="spellStart"/>
+      <w:r>
+        <w:t>parsing</w:t>
+      </w:r>
+      <w:proofErr w:type="spellEnd"/>
+      <w:r>
+        <w:t xml:space="preserve"> bem-sucedido do JSON bruto retornado pela API. Em relação aos mecanismos de ausência, parte dos valores pode ser classificada como MCAR, decorrente de falhas técnicas aleatórias no processamento, enquanto outros casos podem ser considerados MAR, uma vez que a ausência parece correlacionar-se com a complexidade do conteúdo textual analisado.</w:t>
       </w:r>
     </w:p>
     <w:p>
       <w:pPr>
         <w:pStyle w:val="Ttulo2"/>
+        <w:jc w:val="both"/>
         <w:rPr>
           <w:u w:val="single"/>
         </w:rPr>
@@ -2413,15 +3032,106 @@
         <w:jc w:val="both"/>
       </w:pPr>
       <w:r>
-        <w:t xml:space="preserve">Após o processo de feature engineering, o dataset enriquecido possuía 110 colunas, incluindo numerosas colunas intermediárias de parsing geradas pelo json_normalize. Para fins de análise exploratória, foram removidas 84 colunas, mantendo as 26 colunas com valor analítico direto descritas no dicionário de dados acima. Foram eliminadas: colunas de parsing bruto (analysis.sentiment.raw, </w:t>
-      </w:r>
-      <w:proofErr w:type="gramStart"/>
+        <w:t xml:space="preserve">Após o processo de feature </w:t>
+      </w:r>
+      <w:proofErr w:type="spellStart"/>
+      <w:r>
+        <w:t>engineering</w:t>
+      </w:r>
+      <w:proofErr w:type="spellEnd"/>
+      <w:r>
+        <w:t xml:space="preserve">, o </w:t>
+      </w:r>
+      <w:proofErr w:type="spellStart"/>
+      <w:r>
+        <w:t>dataset</w:t>
+      </w:r>
+      <w:proofErr w:type="spellEnd"/>
+      <w:r>
+        <w:t xml:space="preserve"> enriquecido possuía 110 colunas, incluindo numerosas colunas intermediárias de </w:t>
+      </w:r>
+      <w:proofErr w:type="spellStart"/>
+      <w:r>
+        <w:t>parsing</w:t>
+      </w:r>
+      <w:proofErr w:type="spellEnd"/>
+      <w:r>
+        <w:t xml:space="preserve"> geradas pelo </w:t>
+      </w:r>
+      <w:proofErr w:type="spellStart"/>
+      <w:r>
+        <w:t>json_normalize</w:t>
+      </w:r>
+      <w:proofErr w:type="spellEnd"/>
+      <w:r>
+        <w:t xml:space="preserve">. Para fins de análise exploratória, foram removidas 84 colunas, mantendo as 26 colunas com valor analítico direto descritas no dicionário de dados acima. Foram eliminadas: colunas de </w:t>
+      </w:r>
+      <w:proofErr w:type="spellStart"/>
+      <w:r>
+        <w:t>parsing</w:t>
+      </w:r>
+      <w:proofErr w:type="spellEnd"/>
+      <w:r>
+        <w:t xml:space="preserve"> bruto (</w:t>
+      </w:r>
+      <w:proofErr w:type="spellStart"/>
+      <w:r>
+        <w:t>analysis.sentiment.raw</w:t>
+      </w:r>
+      <w:proofErr w:type="spellEnd"/>
+      <w:r>
+        <w:t xml:space="preserve">, </w:t>
+      </w:r>
+      <w:proofErr w:type="spellStart"/>
       <w:r>
         <w:t>analysis.theory</w:t>
       </w:r>
-      <w:proofErr w:type="gramEnd"/>
-      <w:r>
-        <w:t>.*), metadados técnicos de crawl (timestamp, crawl_lag_hours), features temporais de granularidade fina (published_hour, published_dayofweek) e colunas redundantes como source_file_id.</w:t>
+      <w:proofErr w:type="spellEnd"/>
+      <w:r>
+        <w:t>.*), metadados técnicos de crawl (</w:t>
+      </w:r>
+      <w:proofErr w:type="spellStart"/>
+      <w:r>
+        <w:t>timestamp</w:t>
+      </w:r>
+      <w:proofErr w:type="spellEnd"/>
+      <w:r>
+        <w:t xml:space="preserve">, </w:t>
+      </w:r>
+      <w:proofErr w:type="spellStart"/>
+      <w:r>
+        <w:t>crawl_lag_hours</w:t>
+      </w:r>
+      <w:proofErr w:type="spellEnd"/>
+      <w:r>
+        <w:t>), features temporais de granularidade fina (</w:t>
+      </w:r>
+      <w:proofErr w:type="spellStart"/>
+      <w:r>
+        <w:t>published_hour</w:t>
+      </w:r>
+      <w:proofErr w:type="spellEnd"/>
+      <w:r>
+        <w:t xml:space="preserve">, </w:t>
+      </w:r>
+      <w:proofErr w:type="spellStart"/>
+      <w:r>
+        <w:t>published_dayofw</w:t>
+      </w:r>
+      <w:r>
+        <w:t>eek</w:t>
+      </w:r>
+      <w:proofErr w:type="spellEnd"/>
+      <w:r>
+        <w:t xml:space="preserve">) e colunas redundantes como </w:t>
+      </w:r>
+      <w:proofErr w:type="spellStart"/>
+      <w:r>
+        <w:t>source_file_id</w:t>
+      </w:r>
+      <w:proofErr w:type="spellEnd"/>
+      <w:r>
+        <w:t>.</w:t>
       </w:r>
     </w:p>
     <w:p>
@@ -2430,7 +3140,15 @@
         <w:jc w:val="both"/>
       </w:pPr>
       <w:r>
-        <w:t>Além das etapas de limpeza, foram criadas variáveis derivadas com o objetivo de transformar o dataset em um formato mais adequado para análise quantitativa. As principais métricas geradas foram:</w:t>
+        <w:t xml:space="preserve">Além das etapas de limpeza, foram criadas variáveis derivadas com o objetivo de transformar o </w:t>
+      </w:r>
+      <w:proofErr w:type="spellStart"/>
+      <w:r>
+        <w:t>dataset</w:t>
+      </w:r>
+      <w:proofErr w:type="spellEnd"/>
+      <w:r>
+        <w:t xml:space="preserve"> em um formato mais adequado para análise quantitativa. As principais métricas geradas foram:</w:t>
       </w:r>
     </w:p>
     <w:p>
@@ -2441,10 +3159,32 @@
           <w:numId w:val="2"/>
         </w:numPr>
         <w:spacing w:before="60" w:after="60"/>
-      </w:pPr>
+        <w:jc w:val="both"/>
+      </w:pPr>
+      <w:proofErr w:type="spellStart"/>
       <w:r>
         <w:lastRenderedPageBreak/>
-        <w:t>Encoding numérico de sentimento e emoção (sentiment_encoded, emotion_encoded).</w:t>
+        <w:t>Encoding</w:t>
+      </w:r>
+      <w:proofErr w:type="spellEnd"/>
+      <w:r>
+        <w:t xml:space="preserve"> numérico de sentimento e emoção (</w:t>
+      </w:r>
+      <w:proofErr w:type="spellStart"/>
+      <w:r>
+        <w:t>sentiment_encoded</w:t>
+      </w:r>
+      <w:proofErr w:type="spellEnd"/>
+      <w:r>
+        <w:t xml:space="preserve">, </w:t>
+      </w:r>
+      <w:proofErr w:type="spellStart"/>
+      <w:r>
+        <w:t>emotion_encoded</w:t>
+      </w:r>
+      <w:proofErr w:type="spellEnd"/>
+      <w:r>
+        <w:t>).</w:t>
       </w:r>
     </w:p>
     <w:p>
@@ -2455,9 +3195,34 @@
           <w:numId w:val="2"/>
         </w:numPr>
         <w:spacing w:before="60" w:after="60"/>
-      </w:pPr>
-      <w:r>
-        <w:t>Contagem e plausibilidade de teorias (num_theories, avg_theory_plausibility, max_theory_plausibility).</w:t>
+        <w:jc w:val="both"/>
+      </w:pPr>
+      <w:r>
+        <w:t>Contagem e plausibilidade de teorias (</w:t>
+      </w:r>
+      <w:proofErr w:type="spellStart"/>
+      <w:r>
+        <w:t>num_theories</w:t>
+      </w:r>
+      <w:proofErr w:type="spellEnd"/>
+      <w:r>
+        <w:t xml:space="preserve">, </w:t>
+      </w:r>
+      <w:proofErr w:type="spellStart"/>
+      <w:r>
+        <w:t>avg_theory_plausibility</w:t>
+      </w:r>
+      <w:proofErr w:type="spellEnd"/>
+      <w:r>
+        <w:t xml:space="preserve">, </w:t>
+      </w:r>
+      <w:proofErr w:type="spellStart"/>
+      <w:r>
+        <w:t>max_theory_plausibility</w:t>
+      </w:r>
+      <w:proofErr w:type="spellEnd"/>
+      <w:r>
+        <w:t>).</w:t>
       </w:r>
     </w:p>
     <w:p>
@@ -2468,9 +3233,31 @@
           <w:numId w:val="2"/>
         </w:numPr>
         <w:spacing w:before="60" w:after="60"/>
-      </w:pPr>
-      <w:r>
-        <w:t>One-hot encoding de 7 temas canônicos (theme_*).</w:t>
+        <w:jc w:val="both"/>
+      </w:pPr>
+      <w:proofErr w:type="spellStart"/>
+      <w:r>
+        <w:t>One</w:t>
+      </w:r>
+      <w:proofErr w:type="spellEnd"/>
+      <w:r>
+        <w:t xml:space="preserve">-hot </w:t>
+      </w:r>
+      <w:proofErr w:type="spellStart"/>
+      <w:r>
+        <w:t>encoding</w:t>
+      </w:r>
+      <w:proofErr w:type="spellEnd"/>
+      <w:r>
+        <w:t xml:space="preserve"> de 7 temas canônicos (</w:t>
+      </w:r>
+      <w:proofErr w:type="spellStart"/>
+      <w:r>
+        <w:t>theme</w:t>
+      </w:r>
+      <w:proofErr w:type="spellEnd"/>
+      <w:r>
+        <w:t>_*).</w:t>
       </w:r>
     </w:p>
     <w:p>
@@ -2481,9 +3268,18 @@
           <w:numId w:val="2"/>
         </w:numPr>
         <w:spacing w:before="60" w:after="60"/>
-      </w:pPr>
-      <w:r>
-        <w:t>Score composto de engajamento (engagement_score), combinando intensidade, teorias e temas.</w:t>
+        <w:jc w:val="both"/>
+      </w:pPr>
+      <w:r>
+        <w:t>Score composto de engajamento (</w:t>
+      </w:r>
+      <w:proofErr w:type="spellStart"/>
+      <w:r>
+        <w:t>engagement_score</w:t>
+      </w:r>
+      <w:proofErr w:type="spellEnd"/>
+      <w:r>
+        <w:t>), combinando intensidade, teorias e temas.</w:t>
       </w:r>
     </w:p>
     <w:p>
@@ -2494,11 +3290,1116 @@
           <w:numId w:val="2"/>
         </w:numPr>
         <w:spacing w:before="60" w:after="60"/>
-      </w:pPr>
-      <w:r>
-        <w:t>Comprimento do summary em palavras (summary_length), como proxy de engajamento textual.</w:t>
+        <w:jc w:val="both"/>
+      </w:pPr>
+      <w:r>
+        <w:t xml:space="preserve">Comprimento do </w:t>
+      </w:r>
+      <w:proofErr w:type="spellStart"/>
+      <w:r>
+        <w:t>summary</w:t>
+      </w:r>
+      <w:proofErr w:type="spellEnd"/>
+      <w:r>
+        <w:t xml:space="preserve"> em palavras (</w:t>
+      </w:r>
+      <w:proofErr w:type="spellStart"/>
+      <w:r>
+        <w:t>summary_length</w:t>
+      </w:r>
+      <w:proofErr w:type="spellEnd"/>
+      <w:r>
+        <w:t>), como proxy de engajamento textual.</w:t>
       </w:r>
     </w:p>
+    <w:p>
+      <w:pPr>
+        <w:pStyle w:val="Ttulo1"/>
+        <w:jc w:val="both"/>
+      </w:pPr>
+      <w:r>
+        <w:t xml:space="preserve">4. </w:t>
+      </w:r>
+      <w:proofErr w:type="spellStart"/>
+      <w:r>
+        <w:t>Hipoteses</w:t>
+      </w:r>
+      <w:proofErr w:type="spellEnd"/>
+      <w:r>
+        <w:t xml:space="preserve"> </w:t>
+      </w:r>
+      <w:proofErr w:type="spellStart"/>
+      <w:r>
+        <w:t>Estatisticas</w:t>
+      </w:r>
+      <w:proofErr w:type="spellEnd"/>
+      <w:r>
+        <w:t xml:space="preserve"> (</w:t>
+      </w:r>
+      <w:proofErr w:type="spellStart"/>
+      <w:r>
+        <w:t>Statistical</w:t>
+      </w:r>
+      <w:proofErr w:type="spellEnd"/>
+      <w:r>
+        <w:t xml:space="preserve"> </w:t>
+      </w:r>
+      <w:proofErr w:type="spellStart"/>
+      <w:r>
+        <w:t>Inference</w:t>
+      </w:r>
+      <w:proofErr w:type="spellEnd"/>
+      <w:r>
+        <w:t>)</w:t>
+      </w:r>
+    </w:p>
+    <w:p>
+      <w:pPr>
+        <w:jc w:val="both"/>
+      </w:pPr>
+      <w:r>
+        <w:t xml:space="preserve">Com base na </w:t>
+      </w:r>
+      <w:r>
+        <w:t>Análise</w:t>
+      </w:r>
+      <w:r>
+        <w:t xml:space="preserve"> </w:t>
+      </w:r>
+      <w:r>
+        <w:t>Exploratória</w:t>
+      </w:r>
+      <w:r>
+        <w:t xml:space="preserve"> de Dados (EDA) realizada, esta </w:t>
+      </w:r>
+      <w:r>
+        <w:t>seção</w:t>
+      </w:r>
+      <w:r>
+        <w:t xml:space="preserve"> apresenta </w:t>
+      </w:r>
+      <w:r>
+        <w:t>hipóteses</w:t>
+      </w:r>
+      <w:r>
+        <w:t xml:space="preserve"> formais derivadas dos </w:t>
+      </w:r>
+      <w:r>
+        <w:t>padrões</w:t>
+      </w:r>
+      <w:r>
+        <w:t xml:space="preserve"> observados no </w:t>
+      </w:r>
+      <w:proofErr w:type="spellStart"/>
+      <w:r>
+        <w:t>dataset</w:t>
+      </w:r>
+      <w:proofErr w:type="spellEnd"/>
+      <w:r>
+        <w:t>.</w:t>
+      </w:r>
+    </w:p>
+    <w:p>
+      <w:pPr>
+        <w:pStyle w:val="Ttulo2"/>
+        <w:jc w:val="both"/>
+      </w:pPr>
+      <w:r>
+        <w:t xml:space="preserve">4.1 </w:t>
+      </w:r>
+      <w:proofErr w:type="spellStart"/>
+      <w:r>
+        <w:t>Distribuicao</w:t>
+      </w:r>
+      <w:proofErr w:type="spellEnd"/>
+      <w:r>
+        <w:t xml:space="preserve"> (</w:t>
+      </w:r>
+      <w:proofErr w:type="spellStart"/>
+      <w:r>
+        <w:t>Univariada</w:t>
+      </w:r>
+      <w:proofErr w:type="spellEnd"/>
+      <w:r>
+        <w:t xml:space="preserve">) — </w:t>
+      </w:r>
+      <w:proofErr w:type="spellStart"/>
+      <w:r>
+        <w:t>avg_plausibility_imputed</w:t>
+      </w:r>
+      <w:proofErr w:type="spellEnd"/>
+    </w:p>
+    <w:p>
+      <w:pPr>
+        <w:jc w:val="both"/>
+      </w:pPr>
+      <w:r>
+        <w:t>Variável</w:t>
+      </w:r>
+      <w:r>
+        <w:t xml:space="preserve"> selecionada: Plausibilidade </w:t>
+      </w:r>
+      <w:r>
+        <w:t>média</w:t>
+      </w:r>
+      <w:r>
+        <w:t xml:space="preserve"> das teorias (</w:t>
+      </w:r>
+      <w:proofErr w:type="spellStart"/>
+      <w:r>
+        <w:t>avg_plausibility_imputed</w:t>
+      </w:r>
+      <w:proofErr w:type="spellEnd"/>
+      <w:r>
+        <w:t>)</w:t>
+      </w:r>
+    </w:p>
+    <w:p>
+      <w:pPr>
+        <w:pStyle w:val="Ttulo3"/>
+        <w:jc w:val="both"/>
+      </w:pPr>
+      <w:r>
+        <w:t>Descrição</w:t>
+      </w:r>
+      <w:r>
+        <w:t xml:space="preserve"> da </w:t>
+      </w:r>
+      <w:r>
+        <w:t>distribuição</w:t>
+      </w:r>
+      <w:r>
+        <w:t xml:space="preserve"> observada:</w:t>
+      </w:r>
+    </w:p>
+    <w:p>
+      <w:pPr>
+        <w:pStyle w:val="PargrafodaLista"/>
+        <w:jc w:val="both"/>
+      </w:pPr>
+      <w:r>
+        <w:rPr>
+          <w:b/>
+        </w:rPr>
+        <w:t>Média</w:t>
+      </w:r>
+      <w:r>
+        <w:rPr>
+          <w:b/>
+        </w:rPr>
+        <w:t xml:space="preserve"> = 3.3 </w:t>
+      </w:r>
+      <w:r>
+        <w:rPr>
+          <w:b/>
+        </w:rPr>
+        <w:t>e mediana</w:t>
+      </w:r>
+      <w:r>
+        <w:rPr>
+          <w:b/>
+        </w:rPr>
+        <w:t xml:space="preserve"> = 0.0</w:t>
+      </w:r>
+      <w:r>
+        <w:t xml:space="preserve"> — grande </w:t>
+      </w:r>
+      <w:r>
+        <w:t>divergência</w:t>
+      </w:r>
+      <w:r>
+        <w:t xml:space="preserve"> entre as duas medidas, sinal </w:t>
+      </w:r>
+      <w:r>
+        <w:t>clássico</w:t>
+      </w:r>
+      <w:r>
+        <w:t xml:space="preserve"> de assimetria.</w:t>
+      </w:r>
+    </w:p>
+    <w:p>
+      <w:pPr>
+        <w:pStyle w:val="PargrafodaLista"/>
+        <w:jc w:val="both"/>
+      </w:pPr>
+      <w:r>
+        <w:rPr>
+          <w:b/>
+        </w:rPr>
+        <w:t>Assimetria positiva forte (</w:t>
+      </w:r>
+      <w:proofErr w:type="spellStart"/>
+      <w:r>
+        <w:rPr>
+          <w:b/>
+        </w:rPr>
+        <w:t>skewness</w:t>
+      </w:r>
+      <w:proofErr w:type="spellEnd"/>
+      <w:r>
+        <w:rPr>
+          <w:b/>
+        </w:rPr>
+        <w:t xml:space="preserve"> = +1.88)</w:t>
+      </w:r>
+      <w:r>
+        <w:t xml:space="preserve">: a maioria dos posts possui plausibilidade baixa ou zero, mas alguns outliers com valores muito altos puxam a </w:t>
+      </w:r>
+      <w:r>
+        <w:t>média</w:t>
+      </w:r>
+      <w:r>
+        <w:t xml:space="preserve"> para cima.</w:t>
+      </w:r>
+    </w:p>
+    <w:p>
+      <w:pPr>
+        <w:pStyle w:val="PargrafodaLista"/>
+        <w:jc w:val="both"/>
+      </w:pPr>
+      <w:r>
+        <w:rPr>
+          <w:b/>
+        </w:rPr>
+        <w:t>Presença</w:t>
+      </w:r>
+      <w:r>
+        <w:rPr>
+          <w:b/>
+        </w:rPr>
+        <w:t xml:space="preserve"> de outliers</w:t>
+      </w:r>
+      <w:r>
+        <w:t xml:space="preserve"> no extremo superior, </w:t>
+      </w:r>
+      <w:r>
+        <w:t>visíveis</w:t>
+      </w:r>
+      <w:r>
+        <w:t xml:space="preserve"> no histograma.</w:t>
+      </w:r>
+    </w:p>
+    <w:p>
+      <w:pPr>
+        <w:pStyle w:val="PargrafodaLista"/>
+        <w:jc w:val="both"/>
+      </w:pPr>
+    </w:p>
+    <w:p>
+      <w:pPr>
+        <w:pStyle w:val="Ttulo3"/>
+        <w:jc w:val="both"/>
+      </w:pPr>
+      <w:r>
+        <w:t>Hipótese</w:t>
+      </w:r>
+      <w:r>
+        <w:t xml:space="preserve"> proposta:</w:t>
+      </w:r>
+    </w:p>
+    <w:p>
+      <w:pPr>
+        <w:jc w:val="both"/>
+      </w:pPr>
+      <w:r>
+        <w:rPr>
+          <w:b/>
+        </w:rPr>
+        <w:t xml:space="preserve">H₀: </w:t>
+      </w:r>
+      <w:r>
+        <w:t xml:space="preserve">A </w:t>
+      </w:r>
+      <w:r>
+        <w:t>variável</w:t>
+      </w:r>
+      <w:r>
+        <w:t xml:space="preserve"> </w:t>
+      </w:r>
+      <w:proofErr w:type="spellStart"/>
+      <w:r>
+        <w:t>avg_plausibility_imputed</w:t>
+      </w:r>
+      <w:proofErr w:type="spellEnd"/>
+      <w:r>
+        <w:t xml:space="preserve"> segue uma </w:t>
+      </w:r>
+      <w:r>
+        <w:t>distribuição</w:t>
+      </w:r>
+      <w:r>
+        <w:t xml:space="preserve"> normal (</w:t>
+      </w:r>
+      <w:r>
+        <w:t>simétrica</w:t>
+      </w:r>
+      <w:r>
+        <w:t>).</w:t>
+      </w:r>
+    </w:p>
+    <w:p>
+      <w:pPr>
+        <w:jc w:val="both"/>
+      </w:pPr>
+      <w:r>
+        <w:rPr>
+          <w:b/>
+        </w:rPr>
+        <w:t xml:space="preserve">H₁: </w:t>
+      </w:r>
+      <w:r>
+        <w:t xml:space="preserve">A </w:t>
+      </w:r>
+      <w:r>
+        <w:t>distribuição</w:t>
+      </w:r>
+      <w:r>
+        <w:t xml:space="preserve"> desvia significativamente da normalidade, apresentando assimetria positiva.</w:t>
+      </w:r>
+    </w:p>
+    <w:p>
+      <w:pPr>
+        <w:jc w:val="both"/>
+      </w:pPr>
+      <w:r>
+        <w:t xml:space="preserve">Justificativa: A </w:t>
+      </w:r>
+      <w:r>
+        <w:t>discrepância</w:t>
+      </w:r>
+      <w:r>
+        <w:t xml:space="preserve"> entre </w:t>
+      </w:r>
+      <w:r>
+        <w:t>média</w:t>
+      </w:r>
+      <w:r>
+        <w:t xml:space="preserve"> (3.3) e mediana (0.0), combinada com </w:t>
+      </w:r>
+      <w:proofErr w:type="spellStart"/>
+      <w:r>
+        <w:t>skewness</w:t>
+      </w:r>
+      <w:proofErr w:type="spellEnd"/>
+      <w:r>
+        <w:t xml:space="preserve"> = +1.88, fornece evidencia visual forte contra H₀.</w:t>
+      </w:r>
+    </w:p>
+    <w:p>
+      <w:pPr>
+        <w:pStyle w:val="Ttulo2"/>
+        <w:jc w:val="both"/>
+      </w:pPr>
+      <w:r>
+        <w:t xml:space="preserve">4.2 </w:t>
+      </w:r>
+      <w:r>
+        <w:t>Relação</w:t>
+      </w:r>
+      <w:r>
+        <w:t xml:space="preserve"> (Bivariada) — </w:t>
+      </w:r>
+      <w:proofErr w:type="spellStart"/>
+      <w:r>
+        <w:t>intensity_imputed</w:t>
+      </w:r>
+      <w:proofErr w:type="spellEnd"/>
+      <w:r>
+        <w:t xml:space="preserve"> x engagement_score_v2</w:t>
+      </w:r>
+    </w:p>
+    <w:p>
+      <w:pPr>
+        <w:jc w:val="both"/>
+      </w:pPr>
+      <w:r>
+        <w:t>Variáveis</w:t>
+      </w:r>
+      <w:r>
+        <w:t xml:space="preserve"> selecionadas: Intensidade do post (</w:t>
+      </w:r>
+      <w:proofErr w:type="spellStart"/>
+      <w:r>
+        <w:t>intensity_imputed</w:t>
+      </w:r>
+      <w:proofErr w:type="spellEnd"/>
+      <w:r>
+        <w:t>) e Score de Engajamento (engagement_score_v2).</w:t>
+      </w:r>
+    </w:p>
+    <w:p>
+      <w:pPr>
+        <w:pStyle w:val="Ttulo3"/>
+        <w:jc w:val="both"/>
+      </w:pPr>
+      <w:r>
+        <w:t>Padrão</w:t>
+      </w:r>
+      <w:r>
+        <w:t xml:space="preserve"> observado no EDA:</w:t>
+      </w:r>
+    </w:p>
+    <w:p>
+      <w:pPr>
+        <w:pStyle w:val="PargrafodaLista"/>
+        <w:jc w:val="both"/>
+      </w:pPr>
+      <w:r>
+        <w:rPr>
+          <w:b/>
+        </w:rPr>
+        <w:t xml:space="preserve">Pearson r = +0.80 e </w:t>
+      </w:r>
+      <w:proofErr w:type="spellStart"/>
+      <w:r>
+        <w:rPr>
+          <w:b/>
+        </w:rPr>
+        <w:t>Spearman</w:t>
+      </w:r>
+      <w:proofErr w:type="spellEnd"/>
+      <w:r>
+        <w:rPr>
+          <w:b/>
+        </w:rPr>
+        <w:t xml:space="preserve"> ρ = +0.80</w:t>
+      </w:r>
+      <w:r>
+        <w:t xml:space="preserve"> — ambos com </w:t>
+      </w:r>
+      <w:r>
+        <w:t>significância</w:t>
+      </w:r>
+      <w:r>
+        <w:t xml:space="preserve"> p &lt; 0.001 (***).</w:t>
+      </w:r>
+    </w:p>
+    <w:p>
+      <w:pPr>
+        <w:pStyle w:val="PargrafodaLista"/>
+        <w:jc w:val="both"/>
+      </w:pPr>
+      <w:r>
+        <w:rPr>
+          <w:b/>
+        </w:rPr>
+        <w:t>Correlação</w:t>
+      </w:r>
+      <w:r>
+        <w:rPr>
+          <w:b/>
+        </w:rPr>
+        <w:t xml:space="preserve"> positiva linear forte</w:t>
+      </w:r>
+      <w:r>
+        <w:t xml:space="preserve">: </w:t>
+      </w:r>
+      <w:r>
+        <w:t>à</w:t>
+      </w:r>
+      <w:r>
+        <w:t xml:space="preserve"> medida que a intensidade aumenta, o </w:t>
+      </w:r>
+      <w:proofErr w:type="spellStart"/>
+      <w:r>
+        <w:t>engagement</w:t>
+      </w:r>
+      <w:proofErr w:type="spellEnd"/>
+      <w:r>
+        <w:t xml:space="preserve"> aumenta de forma consistente.</w:t>
+      </w:r>
+    </w:p>
+    <w:p>
+      <w:pPr>
+        <w:pStyle w:val="PargrafodaLista"/>
+        <w:jc w:val="both"/>
+      </w:pPr>
+      <w:r>
+        <w:rPr>
+          <w:b/>
+        </w:rPr>
+        <w:t>Linha de tendencia bem ajustada</w:t>
+      </w:r>
+      <w:r>
+        <w:t xml:space="preserve"> com poucos outliers escapando do </w:t>
+      </w:r>
+      <w:r>
+        <w:t>padrão</w:t>
+      </w:r>
+      <w:r>
+        <w:t xml:space="preserve"> geral.</w:t>
+      </w:r>
+    </w:p>
+    <w:p>
+      <w:pPr>
+        <w:pStyle w:val="Ttulo3"/>
+        <w:jc w:val="both"/>
+      </w:pPr>
+      <w:r>
+        <w:t>Hipótese</w:t>
+      </w:r>
+      <w:r>
+        <w:t xml:space="preserve"> proposta:</w:t>
+      </w:r>
+    </w:p>
+    <w:p>
+      <w:pPr>
+        <w:jc w:val="both"/>
+      </w:pPr>
+      <w:r>
+        <w:rPr>
+          <w:b/>
+        </w:rPr>
+        <w:t xml:space="preserve">H₀: </w:t>
+      </w:r>
+      <w:r>
+        <w:t>Não</w:t>
+      </w:r>
+      <w:r>
+        <w:t xml:space="preserve"> existe </w:t>
+      </w:r>
+      <w:r>
+        <w:t>associação</w:t>
+      </w:r>
+      <w:r>
+        <w:t xml:space="preserve"> entre a intensidade do post e o </w:t>
+      </w:r>
+      <w:proofErr w:type="spellStart"/>
+      <w:r>
+        <w:t>engagement</w:t>
+      </w:r>
+      <w:proofErr w:type="spellEnd"/>
+      <w:r>
+        <w:t xml:space="preserve"> gerado (ρ = 0).</w:t>
+      </w:r>
+    </w:p>
+    <w:p>
+      <w:pPr>
+        <w:jc w:val="both"/>
+      </w:pPr>
+      <w:r>
+        <w:rPr>
+          <w:b/>
+        </w:rPr>
+        <w:t xml:space="preserve">H₁: </w:t>
+      </w:r>
+      <w:r>
+        <w:t xml:space="preserve">Existe uma </w:t>
+      </w:r>
+      <w:r>
+        <w:t>associação</w:t>
+      </w:r>
+      <w:r>
+        <w:t xml:space="preserve"> positiva significativa entre intensidade e </w:t>
+      </w:r>
+      <w:proofErr w:type="spellStart"/>
+      <w:r>
+        <w:t>engagement</w:t>
+      </w:r>
+      <w:proofErr w:type="spellEnd"/>
+      <w:r>
+        <w:t xml:space="preserve"> (ρ &gt; 0).</w:t>
+      </w:r>
+    </w:p>
+    <w:p>
+      <w:pPr>
+        <w:jc w:val="both"/>
+      </w:pPr>
+      <w:r>
+        <w:t xml:space="preserve">Justificativa: O EDA fornece evidencia forte contra H₀. A </w:t>
+      </w:r>
+      <w:r>
+        <w:t>correlação</w:t>
+      </w:r>
+      <w:r>
+        <w:t xml:space="preserve"> r = 0.80 com p &lt; 0.001 indica que seria extremamente </w:t>
+      </w:r>
+      <w:r>
+        <w:t>improvável</w:t>
+      </w:r>
+      <w:r>
+        <w:t xml:space="preserve"> observar esse resultado por acaso se </w:t>
+      </w:r>
+      <w:r>
+        <w:t>não</w:t>
+      </w:r>
+      <w:r>
+        <w:t xml:space="preserve"> houvesse </w:t>
+      </w:r>
+      <w:r>
+        <w:t>relação</w:t>
+      </w:r>
+      <w:r>
+        <w:t xml:space="preserve"> real na </w:t>
+      </w:r>
+      <w:r>
+        <w:t>população</w:t>
+      </w:r>
+      <w:r>
+        <w:t xml:space="preserve"> de posts</w:t>
+      </w:r>
+      <w:r>
+        <w:t>.</w:t>
+      </w:r>
+    </w:p>
+    <w:p>
+      <w:pPr>
+        <w:pStyle w:val="Ttulo3"/>
+        <w:jc w:val="both"/>
+      </w:pPr>
+      <w:r>
+        <w:t>Limitação</w:t>
+      </w:r>
+      <w:r>
+        <w:t xml:space="preserve"> importante:</w:t>
+      </w:r>
+    </w:p>
+    <w:p>
+      <w:pPr>
+        <w:jc w:val="both"/>
+      </w:pPr>
+      <w:r>
+        <w:rPr>
+          <w:b/>
+        </w:rPr>
+        <w:t>Significância</w:t>
+      </w:r>
+      <w:r>
+        <w:rPr>
+          <w:b/>
+        </w:rPr>
+        <w:t xml:space="preserve"> </w:t>
+      </w:r>
+      <w:r>
+        <w:rPr>
+          <w:b/>
+        </w:rPr>
+        <w:t>estatística</w:t>
+      </w:r>
+      <w:r>
+        <w:rPr>
+          <w:b/>
+        </w:rPr>
+        <w:t xml:space="preserve"> ≠ </w:t>
+      </w:r>
+      <w:r>
+        <w:rPr>
+          <w:b/>
+        </w:rPr>
+        <w:t>relevância</w:t>
+      </w:r>
+      <w:r>
+        <w:rPr>
+          <w:b/>
+        </w:rPr>
+        <w:t xml:space="preserve"> </w:t>
+      </w:r>
+      <w:r>
+        <w:rPr>
+          <w:b/>
+        </w:rPr>
+        <w:t>prática</w:t>
+      </w:r>
+      <w:r>
+        <w:t xml:space="preserve"> e </w:t>
+      </w:r>
+      <w:r>
+        <w:rPr>
+          <w:b/>
+        </w:rPr>
+        <w:t>associação</w:t>
+      </w:r>
+      <w:r>
+        <w:rPr>
+          <w:b/>
+        </w:rPr>
+        <w:t xml:space="preserve"> significativa ≠ causalidade</w:t>
+      </w:r>
+      <w:r>
+        <w:t xml:space="preserve">. Mesmo que o teste rejeite H₀, isso </w:t>
+      </w:r>
+      <w:r>
+        <w:t>não</w:t>
+      </w:r>
+      <w:r>
+        <w:t xml:space="preserve"> prova que intensidade causa engajamento. Podem existir </w:t>
+      </w:r>
+      <w:r>
+        <w:t>variáveis</w:t>
+      </w:r>
+      <w:r>
+        <w:t xml:space="preserve"> intervenientes </w:t>
+      </w:r>
+      <w:r>
+        <w:t>não</w:t>
+      </w:r>
+      <w:r>
+        <w:t xml:space="preserve"> observadas</w:t>
+      </w:r>
+      <w:r>
+        <w:t xml:space="preserve"> como perfil do </w:t>
+      </w:r>
+      <w:r>
+        <w:t>usuário</w:t>
+      </w:r>
+      <w:r>
+        <w:t xml:space="preserve">, </w:t>
+      </w:r>
+      <w:r>
+        <w:t>horário</w:t>
+      </w:r>
+      <w:r>
+        <w:t xml:space="preserve"> de </w:t>
+      </w:r>
+      <w:r>
+        <w:t>publicação</w:t>
+      </w:r>
+      <w:r>
+        <w:t xml:space="preserve"> ou algoritmo da plataforma</w:t>
+      </w:r>
+      <w:r>
+        <w:t xml:space="preserve"> que explicam parte ou toda a </w:t>
+      </w:r>
+      <w:r>
+        <w:t>associação</w:t>
+      </w:r>
+      <w:r>
+        <w:t xml:space="preserve"> observada.</w:t>
+      </w:r>
+    </w:p>
+    <w:p>
+      <w:pPr>
+        <w:pStyle w:val="Ttulo3"/>
+      </w:pPr>
+      <w:r>
+        <w:lastRenderedPageBreak/>
+        <w:t xml:space="preserve">Resumo das </w:t>
+      </w:r>
+      <w:r>
+        <w:t>hipóteses</w:t>
+      </w:r>
+    </w:p>
+    <w:tbl>
+      <w:tblPr>
+        <w:tblW w:w="0" w:type="auto"/>
+        <w:tblLook w:val="04A0" w:firstRow="1" w:lastRow="0" w:firstColumn="1" w:lastColumn="0" w:noHBand="0" w:noVBand="1"/>
+      </w:tblPr>
+      <w:tblGrid>
+        <w:gridCol w:w="1503"/>
+        <w:gridCol w:w="1727"/>
+        <w:gridCol w:w="2614"/>
+        <w:gridCol w:w="1741"/>
+        <w:gridCol w:w="1765"/>
+      </w:tblGrid>
+      <w:tr>
+        <w:tc>
+          <w:tcPr>
+            <w:tcW w:w="1872" w:type="dxa"/>
+            <w:tcBorders>
+              <w:top w:val="single" w:sz="4" w:space="0" w:color="000000"/>
+              <w:left w:val="single" w:sz="4" w:space="0" w:color="000000"/>
+              <w:bottom w:val="single" w:sz="4" w:space="0" w:color="000000"/>
+              <w:right w:val="single" w:sz="4" w:space="0" w:color="000000"/>
+            </w:tcBorders>
+          </w:tcPr>
+          <w:p>
+            <w:r>
+              <w:rPr>
+                <w:b/>
+              </w:rPr>
+              <w:t>#</w:t>
+            </w:r>
+          </w:p>
+        </w:tc>
+        <w:tc>
+          <w:tcPr>
+            <w:tcW w:w="1872" w:type="dxa"/>
+            <w:tcBorders>
+              <w:top w:val="single" w:sz="4" w:space="0" w:color="000000"/>
+              <w:left w:val="single" w:sz="4" w:space="0" w:color="000000"/>
+              <w:bottom w:val="single" w:sz="4" w:space="0" w:color="000000"/>
+              <w:right w:val="single" w:sz="4" w:space="0" w:color="000000"/>
+            </w:tcBorders>
+          </w:tcPr>
+          <w:p>
+            <w:r>
+              <w:rPr>
+                <w:b/>
+              </w:rPr>
+              <w:t>Tipo</w:t>
+            </w:r>
+          </w:p>
+        </w:tc>
+        <w:tc>
+          <w:tcPr>
+            <w:tcW w:w="1872" w:type="dxa"/>
+            <w:tcBorders>
+              <w:top w:val="single" w:sz="4" w:space="0" w:color="000000"/>
+              <w:left w:val="single" w:sz="4" w:space="0" w:color="000000"/>
+              <w:bottom w:val="single" w:sz="4" w:space="0" w:color="000000"/>
+              <w:right w:val="single" w:sz="4" w:space="0" w:color="000000"/>
+            </w:tcBorders>
+          </w:tcPr>
+          <w:p>
+            <w:proofErr w:type="spellStart"/>
+            <w:r>
+              <w:rPr>
+                <w:b/>
+              </w:rPr>
+              <w:t>Variavel</w:t>
+            </w:r>
+            <w:proofErr w:type="spellEnd"/>
+            <w:r>
+              <w:rPr>
+                <w:b/>
+              </w:rPr>
+              <w:t>(</w:t>
+            </w:r>
+            <w:proofErr w:type="spellStart"/>
+            <w:r>
+              <w:rPr>
+                <w:b/>
+              </w:rPr>
+              <w:t>is</w:t>
+            </w:r>
+            <w:proofErr w:type="spellEnd"/>
+            <w:r>
+              <w:rPr>
+                <w:b/>
+              </w:rPr>
+              <w:t>)</w:t>
+            </w:r>
+          </w:p>
+        </w:tc>
+        <w:tc>
+          <w:tcPr>
+            <w:tcW w:w="1872" w:type="dxa"/>
+            <w:tcBorders>
+              <w:top w:val="single" w:sz="4" w:space="0" w:color="000000"/>
+              <w:left w:val="single" w:sz="4" w:space="0" w:color="000000"/>
+              <w:bottom w:val="single" w:sz="4" w:space="0" w:color="000000"/>
+              <w:right w:val="single" w:sz="4" w:space="0" w:color="000000"/>
+            </w:tcBorders>
+          </w:tcPr>
+          <w:p>
+            <w:r>
+              <w:rPr>
+                <w:b/>
+              </w:rPr>
+              <w:t>H₀</w:t>
+            </w:r>
+          </w:p>
+        </w:tc>
+        <w:tc>
+          <w:tcPr>
+            <w:tcW w:w="1872" w:type="dxa"/>
+            <w:tcBorders>
+              <w:top w:val="single" w:sz="4" w:space="0" w:color="000000"/>
+              <w:left w:val="single" w:sz="4" w:space="0" w:color="000000"/>
+              <w:bottom w:val="single" w:sz="4" w:space="0" w:color="000000"/>
+              <w:right w:val="single" w:sz="4" w:space="0" w:color="000000"/>
+            </w:tcBorders>
+          </w:tcPr>
+          <w:p>
+            <w:r>
+              <w:rPr>
+                <w:b/>
+              </w:rPr>
+              <w:t>H₁</w:t>
+            </w:r>
+          </w:p>
+        </w:tc>
+      </w:tr>
+      <w:tr>
+        <w:tc>
+          <w:tcPr>
+            <w:tcW w:w="1872" w:type="dxa"/>
+            <w:tcBorders>
+              <w:top w:val="single" w:sz="4" w:space="0" w:color="000000"/>
+              <w:left w:val="single" w:sz="4" w:space="0" w:color="000000"/>
+              <w:bottom w:val="single" w:sz="4" w:space="0" w:color="000000"/>
+              <w:right w:val="single" w:sz="4" w:space="0" w:color="000000"/>
+            </w:tcBorders>
+          </w:tcPr>
+          <w:p>
+            <w:r>
+              <w:t>1</w:t>
+            </w:r>
+          </w:p>
+        </w:tc>
+        <w:tc>
+          <w:tcPr>
+            <w:tcW w:w="1872" w:type="dxa"/>
+            <w:tcBorders>
+              <w:top w:val="single" w:sz="4" w:space="0" w:color="000000"/>
+              <w:left w:val="single" w:sz="4" w:space="0" w:color="000000"/>
+              <w:bottom w:val="single" w:sz="4" w:space="0" w:color="000000"/>
+              <w:right w:val="single" w:sz="4" w:space="0" w:color="000000"/>
+            </w:tcBorders>
+          </w:tcPr>
+          <w:p>
+            <w:proofErr w:type="spellStart"/>
+            <w:r>
+              <w:t>Univariada</w:t>
+            </w:r>
+            <w:proofErr w:type="spellEnd"/>
+          </w:p>
+        </w:tc>
+        <w:tc>
+          <w:tcPr>
+            <w:tcW w:w="1872" w:type="dxa"/>
+            <w:tcBorders>
+              <w:top w:val="single" w:sz="4" w:space="0" w:color="000000"/>
+              <w:left w:val="single" w:sz="4" w:space="0" w:color="000000"/>
+              <w:bottom w:val="single" w:sz="4" w:space="0" w:color="000000"/>
+              <w:right w:val="single" w:sz="4" w:space="0" w:color="000000"/>
+            </w:tcBorders>
+          </w:tcPr>
+          <w:p>
+            <w:proofErr w:type="spellStart"/>
+            <w:r>
+              <w:t>avg_plausibility_imputed</w:t>
+            </w:r>
+            <w:proofErr w:type="spellEnd"/>
+          </w:p>
+        </w:tc>
+        <w:tc>
+          <w:tcPr>
+            <w:tcW w:w="1872" w:type="dxa"/>
+            <w:tcBorders>
+              <w:top w:val="single" w:sz="4" w:space="0" w:color="000000"/>
+              <w:left w:val="single" w:sz="4" w:space="0" w:color="000000"/>
+              <w:bottom w:val="single" w:sz="4" w:space="0" w:color="000000"/>
+              <w:right w:val="single" w:sz="4" w:space="0" w:color="000000"/>
+            </w:tcBorders>
+          </w:tcPr>
+          <w:p>
+            <w:r>
+              <w:t xml:space="preserve">Segue </w:t>
+            </w:r>
+            <w:r>
+              <w:t>distribuição</w:t>
+            </w:r>
+            <w:r>
+              <w:t xml:space="preserve"> normal</w:t>
+            </w:r>
+          </w:p>
+        </w:tc>
+        <w:tc>
+          <w:tcPr>
+            <w:tcW w:w="1872" w:type="dxa"/>
+            <w:tcBorders>
+              <w:top w:val="single" w:sz="4" w:space="0" w:color="000000"/>
+              <w:left w:val="single" w:sz="4" w:space="0" w:color="000000"/>
+              <w:bottom w:val="single" w:sz="4" w:space="0" w:color="000000"/>
+              <w:right w:val="single" w:sz="4" w:space="0" w:color="000000"/>
+            </w:tcBorders>
+          </w:tcPr>
+          <w:p>
+            <w:r>
+              <w:t>Desvia da normalidade (assimetria positiva)</w:t>
+            </w:r>
+          </w:p>
+        </w:tc>
+      </w:tr>
+      <w:tr>
+        <w:tc>
+          <w:tcPr>
+            <w:tcW w:w="1872" w:type="dxa"/>
+            <w:tcBorders>
+              <w:top w:val="single" w:sz="4" w:space="0" w:color="000000"/>
+              <w:left w:val="single" w:sz="4" w:space="0" w:color="000000"/>
+              <w:bottom w:val="single" w:sz="4" w:space="0" w:color="000000"/>
+              <w:right w:val="single" w:sz="4" w:space="0" w:color="000000"/>
+            </w:tcBorders>
+          </w:tcPr>
+          <w:p>
+            <w:r>
+              <w:t>2</w:t>
+            </w:r>
+          </w:p>
+        </w:tc>
+        <w:tc>
+          <w:tcPr>
+            <w:tcW w:w="1872" w:type="dxa"/>
+            <w:tcBorders>
+              <w:top w:val="single" w:sz="4" w:space="0" w:color="000000"/>
+              <w:left w:val="single" w:sz="4" w:space="0" w:color="000000"/>
+              <w:bottom w:val="single" w:sz="4" w:space="0" w:color="000000"/>
+              <w:right w:val="single" w:sz="4" w:space="0" w:color="000000"/>
+            </w:tcBorders>
+          </w:tcPr>
+          <w:p>
+            <w:r>
+              <w:t>Bivariada</w:t>
+            </w:r>
+          </w:p>
+        </w:tc>
+        <w:tc>
+          <w:tcPr>
+            <w:tcW w:w="1872" w:type="dxa"/>
+            <w:tcBorders>
+              <w:top w:val="single" w:sz="4" w:space="0" w:color="000000"/>
+              <w:left w:val="single" w:sz="4" w:space="0" w:color="000000"/>
+              <w:bottom w:val="single" w:sz="4" w:space="0" w:color="000000"/>
+              <w:right w:val="single" w:sz="4" w:space="0" w:color="000000"/>
+            </w:tcBorders>
+          </w:tcPr>
+          <w:p>
+            <w:proofErr w:type="spellStart"/>
+            <w:r>
+              <w:t>intensity_imputed</w:t>
+            </w:r>
+            <w:proofErr w:type="spellEnd"/>
+            <w:r>
+              <w:t xml:space="preserve"> x engagement_score_v2</w:t>
+            </w:r>
+          </w:p>
+        </w:tc>
+        <w:tc>
+          <w:tcPr>
+            <w:tcW w:w="1872" w:type="dxa"/>
+            <w:tcBorders>
+              <w:top w:val="single" w:sz="4" w:space="0" w:color="000000"/>
+              <w:left w:val="single" w:sz="4" w:space="0" w:color="000000"/>
+              <w:bottom w:val="single" w:sz="4" w:space="0" w:color="000000"/>
+              <w:right w:val="single" w:sz="4" w:space="0" w:color="000000"/>
+            </w:tcBorders>
+          </w:tcPr>
+          <w:p>
+            <w:r>
+              <w:t xml:space="preserve">Sem </w:t>
+            </w:r>
+            <w:r>
+              <w:t>associação</w:t>
+            </w:r>
+            <w:r>
+              <w:t xml:space="preserve"> (ρ = 0)</w:t>
+            </w:r>
+          </w:p>
+        </w:tc>
+        <w:tc>
+          <w:tcPr>
+            <w:tcW w:w="1872" w:type="dxa"/>
+            <w:tcBorders>
+              <w:top w:val="single" w:sz="4" w:space="0" w:color="000000"/>
+              <w:left w:val="single" w:sz="4" w:space="0" w:color="000000"/>
+              <w:bottom w:val="single" w:sz="4" w:space="0" w:color="000000"/>
+              <w:right w:val="single" w:sz="4" w:space="0" w:color="000000"/>
+            </w:tcBorders>
+          </w:tcPr>
+          <w:p>
+            <w:r>
+              <w:t>Associação</w:t>
+            </w:r>
+            <w:r>
+              <w:t xml:space="preserve"> positiva significativa (ρ &gt; 0)</w:t>
+            </w:r>
+          </w:p>
+        </w:tc>
+      </w:tr>
+    </w:tbl>
+    <w:p/>
     <w:sectPr>
       <w:footerReference w:type="default" r:id="rId7"/>
       <w:pgSz w:w="12240" w:h="15840"/>
